--- a/Unit 2 - 3D Roll A Ball/2-Moving the player.docx
+++ b/Unit 2 - 3D Roll A Ball/2-Moving the player.docx
@@ -1,554 +1,7 @@
 
 <file path=word/document.xml><?xml version="1.0" encoding="utf-8"?>
-<w:document xmlns:wpc="http://schemas.microsoft.com/office/word/2010/wordprocessingCanvas" xmlns:cx="http://schemas.microsoft.com/office/drawing/2014/chartex" xmlns:cx1="http://schemas.microsoft.com/office/drawing/2015/9/8/chartex" xmlns:cx2="http://schemas.microsoft.com/office/drawing/2015/10/21/chartex" xmlns:cx3="http://schemas.microsoft.com/office/drawing/2016/5/9/chartex" xmlns:cx4="http://schemas.microsoft.com/office/drawing/2016/5/10/chartex" xmlns:cx5="http://schemas.microsoft.com/office/drawing/2016/5/11/chartex" xmlns:cx6="http://schemas.microsoft.com/office/drawing/2016/5/12/chartex" xmlns:cx7="http://schemas.microsoft.com/office/drawing/2016/5/13/chartex" xmlns:cx8="http://schemas.microsoft.com/office/drawing/2016/5/14/chartex" xmlns:mc="http://schemas.openxmlformats.org/markup-compatibility/2006" xmlns:aink="http://schemas.microsoft.com/office/drawing/2016/ink" xmlns:am3d="http://schemas.microsoft.com/office/drawing/2017/model3d" xmlns:o="urn:schemas-microsoft-com:office:office" xmlns:oel="http://schemas.microsoft.com/office/2019/extlst" xmlns:r="http://schemas.openxmlformats.org/officeDocument/2006/relationships" xmlns:m="http://schemas.openxmlformats.org/officeDocument/2006/math" xmlns:v="urn:schemas-microsoft-com:vml" xmlns:wp14="http://schemas.microsoft.com/office/word/2010/wordprocessingDrawing" xmlns:wp="http://schemas.openxmlformats.org/drawingml/2006/wordprocessingDrawing" xmlns:w10="urn:schemas-microsoft-com:office:word" xmlns:w="http://schemas.openxmlformats.org/wordprocessingml/2006/main" xmlns:w14="http://schemas.microsoft.com/office/word/2010/wordml" xmlns:w15="http://schemas.microsoft.com/office/word/2012/wordml" xmlns:w16cei="http://schemas.microsoft.com/office/word/2026/wordml/cei" xmlns:w16cex="http://schemas.microsoft.com/office/word/2018/wordml/cex" xmlns:w16cid="http://schemas.microsoft.com/office/word/2016/wordml/cid" xmlns:w16="http://schemas.microsoft.com/office/word/2018/wordml" xmlns:w16du="http://schemas.microsoft.com/office/word/2023/wordml/word16du" xmlns:w16sdtdh="http://schemas.microsoft.com/office/word/2020/wordml/sdtdatahash" xmlns:w16sdtfl="http://schemas.microsoft.com/office/word/2024/wordml/sdtformatlock" xmlns:w16se="http://schemas.microsoft.com/office/word/2015/wordml/symex" xmlns:wpg="http://schemas.microsoft.com/office/word/2010/wordprocessingGroup" xmlns:wpi="http://schemas.microsoft.com/office/word/2010/wordprocessingInk" xmlns:wne="http://schemas.microsoft.com/office/word/2006/wordml" xmlns:wps="http://schemas.microsoft.com/office/word/2010/wordprocessingShape" mc:Ignorable="w14 w15 w16se w16cid w16 w16cex w16sdtdh w16sdtfl w16du wp14">
+<w:document xmlns:wpc="http://schemas.microsoft.com/office/word/2010/wordprocessingCanvas" xmlns:cx="http://schemas.microsoft.com/office/drawing/2014/chartex" xmlns:cx1="http://schemas.microsoft.com/office/drawing/2015/9/8/chartex" xmlns:cx2="http://schemas.microsoft.com/office/drawing/2015/10/21/chartex" xmlns:cx3="http://schemas.microsoft.com/office/drawing/2016/5/9/chartex" xmlns:cx4="http://schemas.microsoft.com/office/drawing/2016/5/10/chartex" xmlns:cx5="http://schemas.microsoft.com/office/drawing/2016/5/11/chartex" xmlns:cx6="http://schemas.microsoft.com/office/drawing/2016/5/12/chartex" xmlns:cx7="http://schemas.microsoft.com/office/drawing/2016/5/13/chartex" xmlns:cx8="http://schemas.microsoft.com/office/drawing/2016/5/14/chartex" xmlns:mc="http://schemas.openxmlformats.org/markup-compatibility/2006" xmlns:aink="http://schemas.microsoft.com/office/drawing/2016/ink" xmlns:am3d="http://schemas.microsoft.com/office/drawing/2017/model3d" xmlns:o="urn:schemas-microsoft-com:office:office" xmlns:oel="http://schemas.microsoft.com/office/2019/extlst" xmlns:r="http://schemas.openxmlformats.org/officeDocument/2006/relationships" xmlns:m="http://schemas.openxmlformats.org/officeDocument/2006/math" xmlns:v="urn:schemas-microsoft-com:vml" xmlns:wp14="http://schemas.microsoft.com/office/word/2010/wordprocessingDrawing" xmlns:wp="http://schemas.openxmlformats.org/drawingml/2006/wordprocessingDrawing" xmlns:w10="urn:schemas-microsoft-com:office:word" xmlns:w="http://schemas.openxmlformats.org/wordprocessingml/2006/main" xmlns:w14="http://schemas.microsoft.com/office/word/2010/wordml" xmlns:w15="http://schemas.microsoft.com/office/word/2012/wordml" xmlns:w16cex="http://schemas.microsoft.com/office/word/2018/wordml/cex" xmlns:w16cid="http://schemas.microsoft.com/office/word/2016/wordml/cid" xmlns:w16="http://schemas.microsoft.com/office/word/2018/wordml" xmlns:w16du="http://schemas.microsoft.com/office/word/2023/wordml/word16du" xmlns:w16sdtdh="http://schemas.microsoft.com/office/word/2020/wordml/sdtdatahash" xmlns:w16sdtfl="http://schemas.microsoft.com/office/word/2024/wordml/sdtformatlock" xmlns:w16se="http://schemas.microsoft.com/office/word/2015/wordml/symex" xmlns:wpg="http://schemas.microsoft.com/office/word/2010/wordprocessingGroup" xmlns:wpi="http://schemas.microsoft.com/office/word/2010/wordprocessingInk" xmlns:wne="http://schemas.microsoft.com/office/word/2006/wordml" xmlns:wps="http://schemas.microsoft.com/office/word/2010/wordprocessingShape" mc:Ignorable="w14 w15 w16se w16cid w16 w16cex w16sdtdh w16sdtfl w16du wp14">
   <w:body>
-    <w:p>
-      <w:pPr>
-        <w:shd w:val="clear" w:color="auto" w:fill="1A1A1A"/>
-        <w:spacing w:after="0" w:line="240" w:lineRule="auto"/>
-        <w:rPr>
-          <w:rFonts w:ascii="Arial" w:eastAsia="Times New Roman" w:hAnsi="Arial" w:cs="Arial"/>
-          <w:color w:val="FFFFFF"/>
-          <w:kern w:val="0"/>
-          <w:sz w:val="27"/>
-          <w:szCs w:val="27"/>
-          <w:lang w:eastAsia="en-CA"/>
-          <w14:ligatures w14:val="none"/>
-        </w:rPr>
-      </w:pPr>
-      <w:r>
-        <w:rPr>
-          <w:rFonts w:ascii="Arial" w:eastAsia="Times New Roman" w:hAnsi="Arial" w:cs="Arial"/>
-          <w:color w:val="FFFFFF"/>
-          <w:kern w:val="0"/>
-          <w:sz w:val="27"/>
-          <w:szCs w:val="27"/>
-          <w:lang w:eastAsia="en-CA"/>
-          <w14:ligatures w14:val="none"/>
-        </w:rPr>
-        <w:t>Summary</w:t>
-      </w:r>
-    </w:p>
-    <w:p>
-      <w:pPr>
-        <w:pBdr>
-          <w:top w:val="single" w:sz="2" w:space="0" w:color="E6E6E6"/>
-          <w:left w:val="single" w:sz="2" w:space="0" w:color="E6E6E6"/>
-          <w:bottom w:val="single" w:sz="2" w:space="0" w:color="E6E6E6"/>
-          <w:right w:val="single" w:sz="2" w:space="0" w:color="E6E6E6"/>
-        </w:pBdr>
-        <w:shd w:val="clear" w:color="auto" w:fill="1A1A1A"/>
-        <w:spacing w:after="0" w:line="360" w:lineRule="atLeast"/>
-        <w:rPr>
-          <w:rFonts w:ascii="Arial" w:eastAsia="Times New Roman" w:hAnsi="Arial" w:cs="Arial"/>
-          <w:color w:val="FFFFFF"/>
-          <w:kern w:val="0"/>
-          <w:sz w:val="24"/>
-          <w:szCs w:val="24"/>
-          <w:lang w:eastAsia="en-CA"/>
-          <w14:ligatures w14:val="none"/>
-        </w:rPr>
-      </w:pPr>
-      <w:r>
-        <w:rPr>
-          <w:rFonts w:ascii="Arial" w:eastAsia="Times New Roman" w:hAnsi="Arial" w:cs="Arial"/>
-          <w:color w:val="FFFFFF"/>
-          <w:kern w:val="0"/>
-          <w:sz w:val="24"/>
-          <w:szCs w:val="24"/>
-          <w:lang w:eastAsia="en-CA"/>
-          <w14:ligatures w14:val="none"/>
-        </w:rPr>
-        <w:t>In the second Roll-a-ball tutorial, you’ll:</w:t>
-      </w:r>
-    </w:p>
-    <w:p>
-      <w:pPr>
-        <w:numPr>
-          <w:ilvl w:val="0"/>
-          <w:numId w:val="1"/>
-        </w:numPr>
-        <w:pBdr>
-          <w:top w:val="single" w:sz="2" w:space="0" w:color="E6E6E6"/>
-          <w:left w:val="single" w:sz="2" w:space="15" w:color="E6E6E6"/>
-          <w:bottom w:val="single" w:sz="2" w:space="0" w:color="E6E6E6"/>
-          <w:right w:val="single" w:sz="2" w:space="0" w:color="E6E6E6"/>
-        </w:pBdr>
-        <w:shd w:val="clear" w:color="auto" w:fill="1A1A1A"/>
-        <w:spacing w:before="100" w:beforeAutospacing="1" w:after="100" w:afterAutospacing="1" w:line="360" w:lineRule="atLeast"/>
-        <w:rPr>
-          <w:rFonts w:ascii="Arial" w:eastAsia="Times New Roman" w:hAnsi="Arial" w:cs="Arial"/>
-          <w:color w:val="FFFFFF"/>
-          <w:kern w:val="0"/>
-          <w:sz w:val="24"/>
-          <w:szCs w:val="24"/>
-          <w:lang w:eastAsia="en-CA"/>
-          <w14:ligatures w14:val="none"/>
-        </w:rPr>
-      </w:pPr>
-      <w:r>
-        <w:rPr>
-          <w:rFonts w:ascii="Arial" w:eastAsia="Times New Roman" w:hAnsi="Arial" w:cs="Arial"/>
-          <w:color w:val="FFFFFF"/>
-          <w:kern w:val="0"/>
-          <w:sz w:val="24"/>
-          <w:szCs w:val="24"/>
-          <w:lang w:eastAsia="en-CA"/>
-          <w14:ligatures w14:val="none"/>
-        </w:rPr>
-        <w:t xml:space="preserve">Add a </w:t>
-      </w:r>
-      <w:proofErr w:type="spellStart"/>
-      <w:r>
-        <w:rPr>
-          <w:rFonts w:ascii="Arial" w:eastAsia="Times New Roman" w:hAnsi="Arial" w:cs="Arial"/>
-          <w:color w:val="FFFFFF"/>
-          <w:kern w:val="0"/>
-          <w:sz w:val="24"/>
-          <w:szCs w:val="24"/>
-          <w:lang w:eastAsia="en-CA"/>
-          <w14:ligatures w14:val="none"/>
-        </w:rPr>
-        <w:t>Rigidbody</w:t>
-      </w:r>
-      <w:proofErr w:type="spellEnd"/>
-      <w:r>
-        <w:rPr>
-          <w:rFonts w:ascii="Arial" w:eastAsia="Times New Roman" w:hAnsi="Arial" w:cs="Arial"/>
-          <w:color w:val="FFFFFF"/>
-          <w:kern w:val="0"/>
-          <w:sz w:val="24"/>
-          <w:szCs w:val="24"/>
-          <w:lang w:eastAsia="en-CA"/>
-          <w14:ligatures w14:val="none"/>
-        </w:rPr>
-        <w:t xml:space="preserve"> to the Player sphere, so you can use the Unity physics engine</w:t>
-      </w:r>
-    </w:p>
-    <w:p>
-      <w:pPr>
-        <w:numPr>
-          <w:ilvl w:val="0"/>
-          <w:numId w:val="1"/>
-        </w:numPr>
-        <w:pBdr>
-          <w:top w:val="single" w:sz="2" w:space="0" w:color="E6E6E6"/>
-          <w:left w:val="single" w:sz="2" w:space="15" w:color="E6E6E6"/>
-          <w:bottom w:val="single" w:sz="2" w:space="0" w:color="E6E6E6"/>
-          <w:right w:val="single" w:sz="2" w:space="0" w:color="E6E6E6"/>
-        </w:pBdr>
-        <w:shd w:val="clear" w:color="auto" w:fill="1A1A1A"/>
-        <w:spacing w:before="100" w:beforeAutospacing="1" w:after="100" w:afterAutospacing="1" w:line="360" w:lineRule="atLeast"/>
-        <w:rPr>
-          <w:rFonts w:ascii="Arial" w:eastAsia="Times New Roman" w:hAnsi="Arial" w:cs="Arial"/>
-          <w:color w:val="FFFFFF"/>
-          <w:kern w:val="0"/>
-          <w:sz w:val="24"/>
-          <w:szCs w:val="24"/>
-          <w:lang w:eastAsia="en-CA"/>
-          <w14:ligatures w14:val="none"/>
-        </w:rPr>
-      </w:pPr>
-      <w:r>
-        <w:rPr>
-          <w:rFonts w:ascii="Arial" w:eastAsia="Times New Roman" w:hAnsi="Arial" w:cs="Arial"/>
-          <w:color w:val="FFFFFF"/>
-          <w:kern w:val="0"/>
-          <w:sz w:val="24"/>
-          <w:szCs w:val="24"/>
-          <w:lang w:eastAsia="en-CA"/>
-          <w14:ligatures w14:val="none"/>
-        </w:rPr>
-        <w:t xml:space="preserve">Write your own </w:t>
-      </w:r>
-      <w:proofErr w:type="spellStart"/>
-      <w:r>
-        <w:rPr>
-          <w:rFonts w:ascii="Arial" w:eastAsia="Times New Roman" w:hAnsi="Arial" w:cs="Arial"/>
-          <w:color w:val="FFFFFF"/>
-          <w:kern w:val="0"/>
-          <w:sz w:val="24"/>
-          <w:szCs w:val="24"/>
-          <w:lang w:eastAsia="en-CA"/>
-          <w14:ligatures w14:val="none"/>
-        </w:rPr>
-        <w:t>PlayerController</w:t>
-      </w:r>
-      <w:proofErr w:type="spellEnd"/>
-      <w:r>
-        <w:rPr>
-          <w:rFonts w:ascii="Arial" w:eastAsia="Times New Roman" w:hAnsi="Arial" w:cs="Arial"/>
-          <w:color w:val="FFFFFF"/>
-          <w:kern w:val="0"/>
-          <w:sz w:val="24"/>
-          <w:szCs w:val="24"/>
-          <w:lang w:eastAsia="en-CA"/>
-          <w14:ligatures w14:val="none"/>
-        </w:rPr>
-        <w:t xml:space="preserve"> script in C#, to make the sphere respond to player input</w:t>
-      </w:r>
-    </w:p>
-    <w:p>
-      <w:pPr>
-        <w:numPr>
-          <w:ilvl w:val="0"/>
-          <w:numId w:val="1"/>
-        </w:numPr>
-        <w:pBdr>
-          <w:top w:val="single" w:sz="2" w:space="0" w:color="E6E6E6"/>
-          <w:left w:val="single" w:sz="2" w:space="15" w:color="E6E6E6"/>
-          <w:bottom w:val="single" w:sz="2" w:space="0" w:color="E6E6E6"/>
-          <w:right w:val="single" w:sz="2" w:space="0" w:color="E6E6E6"/>
-        </w:pBdr>
-        <w:shd w:val="clear" w:color="auto" w:fill="1A1A1A"/>
-        <w:spacing w:before="100" w:beforeAutospacing="1" w:after="100" w:afterAutospacing="1" w:line="360" w:lineRule="atLeast"/>
-        <w:rPr>
-          <w:rFonts w:ascii="Arial" w:eastAsia="Times New Roman" w:hAnsi="Arial" w:cs="Arial"/>
-          <w:color w:val="FFFFFF"/>
-          <w:kern w:val="0"/>
-          <w:sz w:val="24"/>
-          <w:szCs w:val="24"/>
-          <w:lang w:eastAsia="en-CA"/>
-          <w14:ligatures w14:val="none"/>
-        </w:rPr>
-      </w:pPr>
-      <w:r>
-        <w:rPr>
-          <w:rFonts w:ascii="Arial" w:eastAsia="Times New Roman" w:hAnsi="Arial" w:cs="Arial"/>
-          <w:color w:val="FFFFFF"/>
-          <w:kern w:val="0"/>
-          <w:sz w:val="24"/>
-          <w:szCs w:val="24"/>
-          <w:lang w:eastAsia="en-CA"/>
-          <w14:ligatures w14:val="none"/>
-        </w:rPr>
-        <w:t>Test your script and fix errors</w:t>
-      </w:r>
-    </w:p>
-    <w:p>
-      <w:pPr>
-        <w:pBdr>
-          <w:top w:val="single" w:sz="2" w:space="0" w:color="E6E6E6"/>
-          <w:left w:val="single" w:sz="2" w:space="0" w:color="E6E6E6"/>
-          <w:bottom w:val="single" w:sz="2" w:space="0" w:color="E6E6E6"/>
-          <w:right w:val="single" w:sz="2" w:space="0" w:color="E6E6E6"/>
-        </w:pBdr>
-        <w:shd w:val="clear" w:color="auto" w:fill="1A1A1A"/>
-        <w:spacing w:after="0" w:line="225" w:lineRule="atLeast"/>
-        <w:rPr>
-          <w:rFonts w:ascii="Arial" w:eastAsia="Times New Roman" w:hAnsi="Arial" w:cs="Arial"/>
-          <w:caps/>
-          <w:color w:val="FFFFFF"/>
-          <w:spacing w:val="11"/>
-          <w:kern w:val="0"/>
-          <w:sz w:val="18"/>
-          <w:szCs w:val="18"/>
-          <w:lang w:eastAsia="en-CA"/>
-          <w14:ligatures w14:val="none"/>
-        </w:rPr>
-      </w:pPr>
-      <w:r>
-        <w:rPr>
-          <w:rFonts w:ascii="Arial" w:eastAsia="Times New Roman" w:hAnsi="Arial" w:cs="Arial"/>
-          <w:caps/>
-          <w:color w:val="FFFFFF"/>
-          <w:spacing w:val="11"/>
-          <w:kern w:val="0"/>
-          <w:sz w:val="18"/>
-          <w:szCs w:val="18"/>
-          <w:lang w:eastAsia="en-CA"/>
-          <w14:ligatures w14:val="none"/>
-        </w:rPr>
-        <w:t>Resources</w:t>
-      </w:r>
-    </w:p>
-    <w:p>
-      <w:pPr>
-        <w:numPr>
-          <w:ilvl w:val="0"/>
-          <w:numId w:val="2"/>
-        </w:numPr>
-        <w:pBdr>
-          <w:top w:val="single" w:sz="2" w:space="0" w:color="E6E6E6"/>
-          <w:left w:val="single" w:sz="2" w:space="0" w:color="E6E6E6"/>
-          <w:bottom w:val="single" w:sz="2" w:space="0" w:color="E6E6E6"/>
-          <w:right w:val="single" w:sz="2" w:space="0" w:color="E6E6E6"/>
-        </w:pBdr>
-        <w:shd w:val="clear" w:color="auto" w:fill="1A1A1A"/>
-        <w:spacing w:before="100" w:beforeAutospacing="1" w:after="100" w:afterAutospacing="1" w:line="240" w:lineRule="auto"/>
-        <w:rPr>
-          <w:rFonts w:ascii="Arial" w:eastAsia="Times New Roman" w:hAnsi="Arial" w:cs="Arial"/>
-          <w:color w:val="FFFFFF"/>
-          <w:kern w:val="0"/>
-          <w:sz w:val="27"/>
-          <w:szCs w:val="27"/>
-          <w:lang w:eastAsia="en-CA"/>
-          <w14:ligatures w14:val="none"/>
-        </w:rPr>
-      </w:pPr>
-      <w:hyperlink r:id="rId5" w:tgtFrame="_blank" w:history="1">
-        <w:r>
-          <w:rPr>
-            <w:rFonts w:ascii="Arial" w:eastAsia="Times New Roman" w:hAnsi="Arial" w:cs="Arial"/>
-            <w:color w:val="FFFFFF"/>
-            <w:kern w:val="0"/>
-            <w:sz w:val="21"/>
-            <w:szCs w:val="21"/>
-            <w:u w:val="single"/>
-            <w:bdr w:val="single" w:sz="2" w:space="0" w:color="E6E6E6" w:frame="1"/>
-            <w:lang w:eastAsia="en-CA"/>
-            <w14:ligatures w14:val="none"/>
-          </w:rPr>
-          <w:t>Add_a_Rigidbody_to_the_Player-Transcript.txt</w:t>
-        </w:r>
-      </w:hyperlink>
-    </w:p>
-    <w:p>
-      <w:pPr>
-        <w:numPr>
-          <w:ilvl w:val="0"/>
-          <w:numId w:val="2"/>
-        </w:numPr>
-        <w:pBdr>
-          <w:top w:val="single" w:sz="2" w:space="0" w:color="E6E6E6"/>
-          <w:left w:val="single" w:sz="2" w:space="0" w:color="E6E6E6"/>
-          <w:bottom w:val="single" w:sz="2" w:space="0" w:color="E6E6E6"/>
-          <w:right w:val="single" w:sz="2" w:space="0" w:color="E6E6E6"/>
-        </w:pBdr>
-        <w:shd w:val="clear" w:color="auto" w:fill="1A1A1A"/>
-        <w:spacing w:before="100" w:beforeAutospacing="1" w:after="100" w:afterAutospacing="1" w:line="240" w:lineRule="auto"/>
-        <w:rPr>
-          <w:rFonts w:ascii="Arial" w:eastAsia="Times New Roman" w:hAnsi="Arial" w:cs="Arial"/>
-          <w:color w:val="FFFFFF"/>
-          <w:kern w:val="0"/>
-          <w:sz w:val="27"/>
-          <w:szCs w:val="27"/>
-          <w:lang w:eastAsia="en-CA"/>
-          <w14:ligatures w14:val="none"/>
-        </w:rPr>
-      </w:pPr>
-      <w:hyperlink r:id="rId6" w:tgtFrame="_blank" w:history="1">
-        <w:r>
-          <w:rPr>
-            <w:rFonts w:ascii="Arial" w:eastAsia="Times New Roman" w:hAnsi="Arial" w:cs="Arial"/>
-            <w:color w:val="FFFFFF"/>
-            <w:kern w:val="0"/>
-            <w:sz w:val="21"/>
-            <w:szCs w:val="21"/>
-            <w:u w:val="single"/>
-            <w:bdr w:val="single" w:sz="2" w:space="0" w:color="E6E6E6" w:frame="1"/>
-            <w:lang w:eastAsia="en-CA"/>
-            <w14:ligatures w14:val="none"/>
-          </w:rPr>
-          <w:t>Create_a_new_script-Transcript.txt</w:t>
-        </w:r>
-      </w:hyperlink>
-    </w:p>
-    <w:p>
-      <w:pPr>
-        <w:numPr>
-          <w:ilvl w:val="0"/>
-          <w:numId w:val="2"/>
-        </w:numPr>
-        <w:pBdr>
-          <w:top w:val="single" w:sz="2" w:space="0" w:color="E6E6E6"/>
-          <w:left w:val="single" w:sz="2" w:space="0" w:color="E6E6E6"/>
-          <w:bottom w:val="single" w:sz="2" w:space="0" w:color="E6E6E6"/>
-          <w:right w:val="single" w:sz="2" w:space="0" w:color="E6E6E6"/>
-        </w:pBdr>
-        <w:shd w:val="clear" w:color="auto" w:fill="1A1A1A"/>
-        <w:spacing w:before="100" w:beforeAutospacing="1" w:after="100" w:afterAutospacing="1" w:line="240" w:lineRule="auto"/>
-        <w:rPr>
-          <w:rFonts w:ascii="Arial" w:eastAsia="Times New Roman" w:hAnsi="Arial" w:cs="Arial"/>
-          <w:color w:val="FFFFFF"/>
-          <w:kern w:val="0"/>
-          <w:sz w:val="27"/>
-          <w:szCs w:val="27"/>
-          <w:lang w:eastAsia="en-CA"/>
-          <w14:ligatures w14:val="none"/>
-        </w:rPr>
-      </w:pPr>
-      <w:hyperlink r:id="rId7" w:tgtFrame="_blank" w:history="1">
-        <w:r>
-          <w:rPr>
-            <w:rFonts w:ascii="Arial" w:eastAsia="Times New Roman" w:hAnsi="Arial" w:cs="Arial"/>
-            <w:color w:val="FFFFFF"/>
-            <w:kern w:val="0"/>
-            <w:sz w:val="21"/>
-            <w:szCs w:val="21"/>
-            <w:u w:val="single"/>
-            <w:bdr w:val="single" w:sz="2" w:space="0" w:color="E6E6E6" w:frame="1"/>
-            <w:lang w:eastAsia="en-CA"/>
-            <w14:ligatures w14:val="none"/>
-          </w:rPr>
-          <w:t>Add_input_data_to_the_Player-Transcript.txt</w:t>
-        </w:r>
-      </w:hyperlink>
-    </w:p>
-    <w:p>
-      <w:pPr>
-        <w:numPr>
-          <w:ilvl w:val="0"/>
-          <w:numId w:val="2"/>
-        </w:numPr>
-        <w:pBdr>
-          <w:top w:val="single" w:sz="2" w:space="0" w:color="E6E6E6"/>
-          <w:left w:val="single" w:sz="2" w:space="0" w:color="E6E6E6"/>
-          <w:bottom w:val="single" w:sz="2" w:space="0" w:color="E6E6E6"/>
-          <w:right w:val="single" w:sz="2" w:space="0" w:color="E6E6E6"/>
-        </w:pBdr>
-        <w:shd w:val="clear" w:color="auto" w:fill="1A1A1A"/>
-        <w:spacing w:before="100" w:beforeAutospacing="1" w:after="100" w:afterAutospacing="1" w:line="240" w:lineRule="auto"/>
-        <w:rPr>
-          <w:rFonts w:ascii="Arial" w:eastAsia="Times New Roman" w:hAnsi="Arial" w:cs="Arial"/>
-          <w:color w:val="FFFFFF"/>
-          <w:kern w:val="0"/>
-          <w:sz w:val="27"/>
-          <w:szCs w:val="27"/>
-          <w:lang w:eastAsia="en-CA"/>
-          <w14:ligatures w14:val="none"/>
-        </w:rPr>
-      </w:pPr>
-      <w:hyperlink r:id="rId8" w:tgtFrame="_blank" w:history="1">
-        <w:r>
-          <w:rPr>
-            <w:rFonts w:ascii="Arial" w:eastAsia="Times New Roman" w:hAnsi="Arial" w:cs="Arial"/>
-            <w:color w:val="FFFFFF"/>
-            <w:kern w:val="0"/>
-            <w:sz w:val="21"/>
-            <w:szCs w:val="21"/>
-            <w:u w:val="single"/>
-            <w:bdr w:val="single" w:sz="2" w:space="0" w:color="E6E6E6" w:frame="1"/>
-            <w:lang w:eastAsia="en-CA"/>
-            <w14:ligatures w14:val="none"/>
-          </w:rPr>
-          <w:t>Apply_force_to_the_Player-Transcript.txt</w:t>
-        </w:r>
-      </w:hyperlink>
-    </w:p>
-    <w:p>
-      <w:pPr>
-        <w:numPr>
-          <w:ilvl w:val="0"/>
-          <w:numId w:val="2"/>
-        </w:numPr>
-        <w:pBdr>
-          <w:top w:val="single" w:sz="2" w:space="0" w:color="E6E6E6"/>
-          <w:left w:val="single" w:sz="2" w:space="0" w:color="E6E6E6"/>
-          <w:bottom w:val="single" w:sz="2" w:space="0" w:color="E6E6E6"/>
-          <w:right w:val="single" w:sz="2" w:space="0" w:color="E6E6E6"/>
-        </w:pBdr>
-        <w:shd w:val="clear" w:color="auto" w:fill="1A1A1A"/>
-        <w:spacing w:before="100" w:beforeAutospacing="1" w:after="100" w:afterAutospacing="1" w:line="240" w:lineRule="auto"/>
-        <w:rPr>
-          <w:rFonts w:ascii="Arial" w:eastAsia="Times New Roman" w:hAnsi="Arial" w:cs="Arial"/>
-          <w:color w:val="FFFFFF"/>
-          <w:kern w:val="0"/>
-          <w:sz w:val="27"/>
-          <w:szCs w:val="27"/>
-          <w:lang w:eastAsia="en-CA"/>
-          <w14:ligatures w14:val="none"/>
-        </w:rPr>
-      </w:pPr>
-      <w:hyperlink r:id="rId9" w:tgtFrame="_blank" w:history="1">
-        <w:r>
-          <w:rPr>
-            <w:rFonts w:ascii="Arial" w:eastAsia="Times New Roman" w:hAnsi="Arial" w:cs="Arial"/>
-            <w:color w:val="FFFFFF"/>
-            <w:kern w:val="0"/>
-            <w:sz w:val="21"/>
-            <w:szCs w:val="21"/>
-            <w:u w:val="single"/>
-            <w:bdr w:val="single" w:sz="2" w:space="0" w:color="E6E6E6" w:frame="1"/>
-            <w:lang w:eastAsia="en-CA"/>
-            <w14:ligatures w14:val="none"/>
-          </w:rPr>
-          <w:t>Fix_the_Player_movement_speed-Transcript.txt</w:t>
-        </w:r>
-      </w:hyperlink>
-    </w:p>
-    <w:p>
-      <w:pPr>
-        <w:numPr>
-          <w:ilvl w:val="0"/>
-          <w:numId w:val="2"/>
-        </w:numPr>
-        <w:pBdr>
-          <w:top w:val="single" w:sz="2" w:space="0" w:color="E6E6E6"/>
-          <w:left w:val="single" w:sz="2" w:space="0" w:color="E6E6E6"/>
-          <w:bottom w:val="single" w:sz="2" w:space="0" w:color="E6E6E6"/>
-          <w:right w:val="single" w:sz="2" w:space="0" w:color="E6E6E6"/>
-        </w:pBdr>
-        <w:shd w:val="clear" w:color="auto" w:fill="1A1A1A"/>
-        <w:spacing w:before="100" w:beforeAutospacing="1" w:after="100" w:afterAutospacing="1" w:line="240" w:lineRule="auto"/>
-        <w:rPr>
-          <w:rFonts w:ascii="Arial" w:eastAsia="Times New Roman" w:hAnsi="Arial" w:cs="Arial"/>
-          <w:color w:val="FFFFFF"/>
-          <w:kern w:val="0"/>
-          <w:sz w:val="27"/>
-          <w:szCs w:val="27"/>
-          <w:lang w:eastAsia="en-CA"/>
-          <w14:ligatures w14:val="none"/>
-        </w:rPr>
-      </w:pPr>
-      <w:hyperlink r:id="rId10" w:tgtFrame="_blank" w:history="1">
-        <w:r>
-          <w:rPr>
-            <w:rFonts w:ascii="Arial" w:eastAsia="Times New Roman" w:hAnsi="Arial" w:cs="Arial"/>
-            <w:color w:val="FFFFFF"/>
-            <w:kern w:val="0"/>
-            <w:sz w:val="21"/>
-            <w:szCs w:val="21"/>
-            <w:u w:val="single"/>
-            <w:bdr w:val="single" w:sz="2" w:space="0" w:color="E6E6E6" w:frame="1"/>
-            <w:lang w:eastAsia="en-CA"/>
-            <w14:ligatures w14:val="none"/>
-          </w:rPr>
-          <w:t>Add-a-Player-Input-Component-Transcript.txt</w:t>
-        </w:r>
-      </w:hyperlink>
-    </w:p>
-    <w:p>
-      <w:pPr>
-        <w:numPr>
-          <w:ilvl w:val="0"/>
-          <w:numId w:val="2"/>
-        </w:numPr>
-        <w:pBdr>
-          <w:top w:val="single" w:sz="2" w:space="0" w:color="E6E6E6"/>
-          <w:left w:val="single" w:sz="2" w:space="0" w:color="E6E6E6"/>
-          <w:bottom w:val="single" w:sz="2" w:space="0" w:color="E6E6E6"/>
-          <w:right w:val="single" w:sz="2" w:space="0" w:color="E6E6E6"/>
-        </w:pBdr>
-        <w:shd w:val="clear" w:color="auto" w:fill="1A1A1A"/>
-        <w:spacing w:before="100" w:beforeAutospacing="1" w:after="100" w:afterAutospacing="1" w:line="240" w:lineRule="auto"/>
-        <w:rPr>
-          <w:rFonts w:ascii="Arial" w:eastAsia="Times New Roman" w:hAnsi="Arial" w:cs="Arial"/>
-          <w:color w:val="FFFFFF"/>
-          <w:kern w:val="0"/>
-          <w:sz w:val="27"/>
-          <w:szCs w:val="27"/>
-          <w:lang w:eastAsia="en-CA"/>
-          <w14:ligatures w14:val="none"/>
-        </w:rPr>
-      </w:pPr>
-      <w:hyperlink r:id="rId11" w:tgtFrame="_blank" w:history="1">
-        <w:r>
-          <w:rPr>
-            <w:rFonts w:ascii="Arial" w:eastAsia="Times New Roman" w:hAnsi="Arial" w:cs="Arial"/>
-            <w:color w:val="FFFFFF"/>
-            <w:kern w:val="0"/>
-            <w:sz w:val="21"/>
-            <w:szCs w:val="21"/>
-            <w:u w:val="single"/>
-            <w:bdr w:val="single" w:sz="2" w:space="0" w:color="E6E6E6" w:frame="1"/>
-            <w:lang w:eastAsia="en-CA"/>
-            <w14:ligatures w14:val="none"/>
-          </w:rPr>
-          <w:t>Write_the_OnMove_function_Declaration-Transcript.txt</w:t>
-        </w:r>
-      </w:hyperlink>
-    </w:p>
     <w:p>
       <w:pPr>
         <w:pBdr>
@@ -589,35 +42,6 @@
     </w:p>
     <w:p>
       <w:pPr>
-        <w:shd w:val="clear" w:color="auto" w:fill="FFFFFF"/>
-        <w:spacing w:after="0" w:line="240" w:lineRule="auto"/>
-        <w:rPr>
-          <w:rFonts w:ascii="Times New Roman" w:eastAsia="Times New Roman" w:hAnsi="Times New Roman" w:cs="Times New Roman"/>
-          <w:kern w:val="0"/>
-          <w:sz w:val="24"/>
-          <w:szCs w:val="24"/>
-          <w:lang w:eastAsia="en-CA"/>
-          <w14:ligatures w14:val="none"/>
-        </w:rPr>
-      </w:pPr>
-      <w:r>
-        <w:rPr>
-          <w:rFonts w:ascii="Arial" w:eastAsia="Times New Roman" w:hAnsi="Arial" w:cs="Arial"/>
-          <w:b/>
-          <w:bCs/>
-          <w:spacing w:val="13"/>
-          <w:kern w:val="0"/>
-          <w:sz w:val="21"/>
-          <w:szCs w:val="21"/>
-          <w:bdr w:val="single" w:sz="2" w:space="0" w:color="E6E6E6" w:frame="1"/>
-          <w:lang w:eastAsia="en-CA"/>
-          <w14:ligatures w14:val="none"/>
-        </w:rPr>
-        <w:t>Q&amp;A (0)</w:t>
-      </w:r>
-    </w:p>
-    <w:p>
-      <w:pPr>
         <w:pBdr>
           <w:top w:val="single" w:sz="2" w:space="0" w:color="E6E6E6"/>
           <w:left w:val="single" w:sz="2" w:space="0" w:color="E6E6E6"/>
@@ -644,7 +68,29 @@
           <w:lang w:eastAsia="en-CA"/>
           <w14:ligatures w14:val="none"/>
         </w:rPr>
-        <w:t>In this tutorial, you’ll:</w:t>
+        <w:t xml:space="preserve">In this </w:t>
+      </w:r>
+      <w:r>
+        <w:rPr>
+          <w:rFonts w:ascii="Arial" w:eastAsia="Times New Roman" w:hAnsi="Arial" w:cs="Arial"/>
+          <w:kern w:val="0"/>
+          <w:sz w:val="24"/>
+          <w:szCs w:val="24"/>
+          <w:lang w:eastAsia="en-CA"/>
+          <w14:ligatures w14:val="none"/>
+        </w:rPr>
+        <w:t>lab</w:t>
+      </w:r>
+      <w:r>
+        <w:rPr>
+          <w:rFonts w:ascii="Arial" w:eastAsia="Times New Roman" w:hAnsi="Arial" w:cs="Arial"/>
+          <w:kern w:val="0"/>
+          <w:sz w:val="24"/>
+          <w:szCs w:val="24"/>
+          <w:lang w:eastAsia="en-CA"/>
+          <w14:ligatures w14:val="none"/>
+        </w:rPr>
+        <w:t>, you’ll:</w:t>
       </w:r>
     </w:p>
     <w:p>
@@ -809,146 +255,6 @@
           <w:right w:val="single" w:sz="2" w:space="0" w:color="E6E6E6"/>
         </w:pBdr>
         <w:shd w:val="clear" w:color="auto" w:fill="FFFFFF"/>
-        <w:spacing w:before="100" w:beforeAutospacing="1" w:after="100" w:afterAutospacing="1" w:line="360" w:lineRule="atLeast"/>
-        <w:rPr>
-          <w:rFonts w:ascii="Arial" w:eastAsia="Times New Roman" w:hAnsi="Arial" w:cs="Arial"/>
-          <w:kern w:val="0"/>
-          <w:sz w:val="24"/>
-          <w:szCs w:val="24"/>
-          <w:lang w:eastAsia="en-CA"/>
-          <w14:ligatures w14:val="none"/>
-        </w:rPr>
-      </w:pPr>
-      <w:r>
-        <w:rPr>
-          <w:rFonts w:ascii="Arial" w:eastAsia="Times New Roman" w:hAnsi="Arial" w:cs="Arial"/>
-          <w:kern w:val="0"/>
-          <w:sz w:val="24"/>
-          <w:szCs w:val="24"/>
-          <w:lang w:eastAsia="en-CA"/>
-          <w14:ligatures w14:val="none"/>
-        </w:rPr>
-        <w:t>By the end of this tutorial, your game will look something like this:</w:t>
-      </w:r>
-    </w:p>
-    <w:p>
-      <w:pPr>
-        <w:shd w:val="clear" w:color="auto" w:fill="FFFFFF"/>
-        <w:spacing w:after="0" w:line="240" w:lineRule="auto"/>
-        <w:rPr>
-          <w:rFonts w:ascii="Times New Roman" w:eastAsia="Times New Roman" w:hAnsi="Times New Roman" w:cs="Times New Roman"/>
-          <w:kern w:val="0"/>
-          <w:sz w:val="24"/>
-          <w:szCs w:val="24"/>
-          <w:lang w:eastAsia="en-CA"/>
-          <w14:ligatures w14:val="none"/>
-        </w:rPr>
-      </w:pPr>
-      <w:r>
-        <w:rPr>
-          <w:rFonts w:ascii="Times New Roman" w:eastAsia="Times New Roman" w:hAnsi="Times New Roman" w:cs="Times New Roman"/>
-          <w:kern w:val="0"/>
-          <w:sz w:val="24"/>
-          <w:szCs w:val="24"/>
-          <w:bdr w:val="none" w:sz="0" w:space="0" w:color="auto" w:frame="1"/>
-          <w:lang w:eastAsia="en-CA"/>
-          <w14:ligatures w14:val="none"/>
-        </w:rPr>
-        <w:t>Play Video</w:t>
-      </w:r>
-    </w:p>
-    <w:p>
-      <w:pPr>
-        <w:pBdr>
-          <w:top w:val="single" w:sz="2" w:space="0" w:color="E6E6E6"/>
-          <w:left w:val="single" w:sz="2" w:space="0" w:color="E6E6E6"/>
-          <w:bottom w:val="single" w:sz="2" w:space="0" w:color="E6E6E6"/>
-          <w:right w:val="single" w:sz="2" w:space="0" w:color="E6E6E6"/>
-        </w:pBdr>
-        <w:shd w:val="clear" w:color="auto" w:fill="FFFFFF"/>
-        <w:spacing w:before="100" w:beforeAutospacing="1" w:after="100" w:afterAutospacing="1" w:line="360" w:lineRule="atLeast"/>
-        <w:rPr>
-          <w:rFonts w:ascii="Arial" w:eastAsia="Times New Roman" w:hAnsi="Arial" w:cs="Arial"/>
-          <w:kern w:val="0"/>
-          <w:sz w:val="24"/>
-          <w:szCs w:val="24"/>
-          <w:lang w:eastAsia="en-CA"/>
-          <w14:ligatures w14:val="none"/>
-        </w:rPr>
-      </w:pPr>
-      <w:r>
-        <w:rPr>
-          <w:rFonts w:ascii="Arial" w:eastAsia="Times New Roman" w:hAnsi="Arial" w:cs="Arial"/>
-          <w:kern w:val="0"/>
-          <w:sz w:val="24"/>
-          <w:szCs w:val="24"/>
-          <w:lang w:eastAsia="en-CA"/>
-          <w14:ligatures w14:val="none"/>
-        </w:rPr>
-        <w:t>To use this tutorial, you will need a Unity project with a Scene containing the ball and the surface it rolls on. If you haven’t already created these, start with the tutorial </w:t>
-      </w:r>
-      <w:hyperlink r:id="rId12" w:tgtFrame="_self" w:history="1">
-        <w:r>
-          <w:rPr>
-            <w:rFonts w:ascii="Arial" w:eastAsia="Times New Roman" w:hAnsi="Arial" w:cs="Arial"/>
-            <w:color w:val="0000FF"/>
-            <w:kern w:val="0"/>
-            <w:sz w:val="24"/>
-            <w:szCs w:val="24"/>
-            <w:u w:val="single"/>
-            <w:bdr w:val="single" w:sz="2" w:space="0" w:color="E6E6E6" w:frame="1"/>
-            <w:lang w:eastAsia="en-CA"/>
-            <w14:ligatures w14:val="none"/>
-          </w:rPr>
-          <w:t>Setting up the Game</w:t>
-        </w:r>
-      </w:hyperlink>
-      <w:r>
-        <w:rPr>
-          <w:rFonts w:ascii="Arial" w:eastAsia="Times New Roman" w:hAnsi="Arial" w:cs="Arial"/>
-          <w:kern w:val="0"/>
-          <w:sz w:val="24"/>
-          <w:szCs w:val="24"/>
-          <w:lang w:eastAsia="en-CA"/>
-          <w14:ligatures w14:val="none"/>
-        </w:rPr>
-        <w:t>.</w:t>
-      </w:r>
-    </w:p>
-    <w:p>
-      <w:pPr>
-        <w:shd w:val="clear" w:color="auto" w:fill="FFFFFF"/>
-        <w:spacing w:after="0" w:line="240" w:lineRule="auto"/>
-        <w:rPr>
-          <w:rFonts w:ascii="Times New Roman" w:eastAsia="Times New Roman" w:hAnsi="Times New Roman" w:cs="Times New Roman"/>
-          <w:kern w:val="0"/>
-          <w:sz w:val="24"/>
-          <w:szCs w:val="24"/>
-          <w:lang w:eastAsia="en-CA"/>
-          <w14:ligatures w14:val="none"/>
-        </w:rPr>
-      </w:pPr>
-      <w:r>
-        <w:rPr>
-          <w:rFonts w:ascii="Times New Roman" w:eastAsia="Times New Roman" w:hAnsi="Times New Roman" w:cs="Times New Roman"/>
-          <w:kern w:val="0"/>
-          <w:sz w:val="24"/>
-          <w:szCs w:val="24"/>
-          <w:lang w:eastAsia="en-CA"/>
-          <w14:ligatures w14:val="none"/>
-        </w:rPr>
-        <w:t>Mark step incomplete</w:t>
-      </w:r>
-    </w:p>
-    <w:p>
-      <w:pPr>
-        <w:pBdr>
-          <w:top w:val="single" w:sz="2" w:space="0" w:color="E6E6E6"/>
-          <w:left w:val="single" w:sz="2" w:space="0" w:color="E6E6E6"/>
-          <w:bottom w:val="single" w:sz="2" w:space="0" w:color="E6E6E6"/>
-          <w:right w:val="single" w:sz="2" w:space="0" w:color="E6E6E6"/>
-        </w:pBdr>
-        <w:shd w:val="clear" w:color="auto" w:fill="FFFFFF"/>
         <w:spacing w:after="0" w:line="750" w:lineRule="atLeast"/>
         <w:outlineLvl w:val="1"/>
         <w:rPr>
@@ -1007,193 +313,6 @@
         </w:rPr>
         <w:t xml:space="preserve"> to the Player</w:t>
       </w:r>
-    </w:p>
-    <w:p>
-      <w:pPr>
-        <w:shd w:val="clear" w:color="auto" w:fill="FFFFFF"/>
-        <w:spacing w:after="0" w:line="240" w:lineRule="auto"/>
-        <w:rPr>
-          <w:rFonts w:ascii="Times New Roman" w:eastAsia="Times New Roman" w:hAnsi="Times New Roman" w:cs="Times New Roman"/>
-          <w:kern w:val="0"/>
-          <w:sz w:val="24"/>
-          <w:szCs w:val="24"/>
-          <w:lang w:eastAsia="en-CA"/>
-          <w14:ligatures w14:val="none"/>
-        </w:rPr>
-      </w:pPr>
-      <w:r>
-        <w:rPr>
-          <w:rFonts w:ascii="Arial" w:eastAsia="Times New Roman" w:hAnsi="Arial" w:cs="Arial"/>
-          <w:b/>
-          <w:bCs/>
-          <w:spacing w:val="13"/>
-          <w:kern w:val="0"/>
-          <w:sz w:val="21"/>
-          <w:szCs w:val="21"/>
-          <w:bdr w:val="single" w:sz="2" w:space="0" w:color="E6E6E6" w:frame="1"/>
-          <w:lang w:eastAsia="en-CA"/>
-          <w14:ligatures w14:val="none"/>
-        </w:rPr>
-        <w:t>Q&amp;A (0)</w:t>
-      </w:r>
-    </w:p>
-    <w:p>
-      <w:pPr>
-        <w:pBdr>
-          <w:top w:val="single" w:sz="2" w:space="0" w:color="E6E6E6"/>
-          <w:left w:val="single" w:sz="2" w:space="0" w:color="E6E6E6"/>
-          <w:bottom w:val="single" w:sz="2" w:space="0" w:color="E6E6E6"/>
-          <w:right w:val="single" w:sz="2" w:space="0" w:color="E6E6E6"/>
-        </w:pBdr>
-        <w:shd w:val="clear" w:color="auto" w:fill="FFFFFF"/>
-        <w:spacing w:before="100" w:beforeAutospacing="1" w:after="100" w:afterAutospacing="1" w:line="360" w:lineRule="atLeast"/>
-        <w:rPr>
-          <w:rFonts w:ascii="Arial" w:eastAsia="Times New Roman" w:hAnsi="Arial" w:cs="Arial"/>
-          <w:kern w:val="0"/>
-          <w:sz w:val="24"/>
-          <w:szCs w:val="24"/>
-          <w:lang w:eastAsia="en-CA"/>
-          <w14:ligatures w14:val="none"/>
-        </w:rPr>
-      </w:pPr>
-      <w:r>
-        <w:rPr>
-          <w:rFonts w:ascii="Arial" w:eastAsia="Times New Roman" w:hAnsi="Arial" w:cs="Arial"/>
-          <w:kern w:val="0"/>
-          <w:sz w:val="24"/>
-          <w:szCs w:val="24"/>
-          <w:lang w:eastAsia="en-CA"/>
-          <w14:ligatures w14:val="none"/>
-        </w:rPr>
-        <w:t>Follow the video or text instructions below to add a </w:t>
-      </w:r>
-      <w:proofErr w:type="spellStart"/>
-      <w:r>
-        <w:rPr>
-          <w:rFonts w:ascii="Arial" w:eastAsia="Times New Roman" w:hAnsi="Arial" w:cs="Arial"/>
-          <w:b/>
-          <w:bCs/>
-          <w:kern w:val="0"/>
-          <w:sz w:val="24"/>
-          <w:szCs w:val="24"/>
-          <w:bdr w:val="single" w:sz="2" w:space="0" w:color="E6E6E6" w:frame="1"/>
-          <w:lang w:eastAsia="en-CA"/>
-          <w14:ligatures w14:val="none"/>
-        </w:rPr>
-        <w:t>Rigidbody</w:t>
-      </w:r>
-      <w:proofErr w:type="spellEnd"/>
-      <w:r>
-        <w:rPr>
-          <w:rFonts w:ascii="Arial" w:eastAsia="Times New Roman" w:hAnsi="Arial" w:cs="Arial"/>
-          <w:kern w:val="0"/>
-          <w:sz w:val="24"/>
-          <w:szCs w:val="24"/>
-          <w:lang w:eastAsia="en-CA"/>
-          <w14:ligatures w14:val="none"/>
-        </w:rPr>
-        <w:t> component to the </w:t>
-      </w:r>
-      <w:r>
-        <w:rPr>
-          <w:rFonts w:ascii="Arial" w:eastAsia="Times New Roman" w:hAnsi="Arial" w:cs="Arial"/>
-          <w:b/>
-          <w:bCs/>
-          <w:kern w:val="0"/>
-          <w:sz w:val="24"/>
-          <w:szCs w:val="24"/>
-          <w:bdr w:val="single" w:sz="2" w:space="0" w:color="E6E6E6" w:frame="1"/>
-          <w:lang w:eastAsia="en-CA"/>
-          <w14:ligatures w14:val="none"/>
-        </w:rPr>
-        <w:t>Player </w:t>
-      </w:r>
-      <w:proofErr w:type="spellStart"/>
-      <w:r>
-        <w:rPr>
-          <w:rFonts w:ascii="Arial" w:eastAsia="Times New Roman" w:hAnsi="Arial" w:cs="Arial"/>
-          <w:kern w:val="0"/>
-          <w:sz w:val="24"/>
-          <w:szCs w:val="24"/>
-          <w:lang w:eastAsia="en-CA"/>
-          <w14:ligatures w14:val="none"/>
-        </w:rPr>
-        <w:t>GameObject</w:t>
-      </w:r>
-      <w:proofErr w:type="spellEnd"/>
-      <w:r>
-        <w:rPr>
-          <w:rFonts w:ascii="Arial" w:eastAsia="Times New Roman" w:hAnsi="Arial" w:cs="Arial"/>
-          <w:kern w:val="0"/>
-          <w:sz w:val="24"/>
-          <w:szCs w:val="24"/>
-          <w:lang w:eastAsia="en-CA"/>
-          <w14:ligatures w14:val="none"/>
-        </w:rPr>
-        <w:t>:</w:t>
-      </w:r>
-    </w:p>
-    <w:p>
-      <w:pPr>
-        <w:shd w:val="clear" w:color="auto" w:fill="FFFFFF"/>
-        <w:spacing w:after="0" w:line="240" w:lineRule="auto"/>
-        <w:rPr>
-          <w:rFonts w:ascii="Times New Roman" w:eastAsia="Times New Roman" w:hAnsi="Times New Roman" w:cs="Times New Roman"/>
-          <w:kern w:val="0"/>
-          <w:sz w:val="24"/>
-          <w:szCs w:val="24"/>
-          <w:lang w:eastAsia="en-CA"/>
-          <w14:ligatures w14:val="none"/>
-        </w:rPr>
-      </w:pPr>
-      <w:r>
-        <w:rPr>
-          <w:rFonts w:ascii="Times New Roman" w:eastAsia="Times New Roman" w:hAnsi="Times New Roman" w:cs="Times New Roman"/>
-          <w:kern w:val="0"/>
-          <w:sz w:val="24"/>
-          <w:szCs w:val="24"/>
-          <w:bdr w:val="none" w:sz="0" w:space="0" w:color="auto" w:frame="1"/>
-          <w:lang w:eastAsia="en-CA"/>
-          <w14:ligatures w14:val="none"/>
-        </w:rPr>
-        <w:t>Play Video</w:t>
-      </w:r>
-    </w:p>
-    <w:p>
-      <w:pPr>
-        <w:pBdr>
-          <w:top w:val="single" w:sz="2" w:space="0" w:color="E6E6E6"/>
-          <w:left w:val="single" w:sz="2" w:space="0" w:color="E6E6E6"/>
-          <w:bottom w:val="single" w:sz="2" w:space="0" w:color="E6E6E6"/>
-          <w:right w:val="single" w:sz="2" w:space="0" w:color="E6E6E6"/>
-        </w:pBdr>
-        <w:shd w:val="clear" w:color="auto" w:fill="FFFFFF"/>
-        <w:spacing w:before="100" w:beforeAutospacing="1" w:after="100" w:afterAutospacing="1" w:line="360" w:lineRule="atLeast"/>
-        <w:rPr>
-          <w:rFonts w:ascii="Arial" w:eastAsia="Times New Roman" w:hAnsi="Arial" w:cs="Arial"/>
-          <w:kern w:val="0"/>
-          <w:sz w:val="24"/>
-          <w:szCs w:val="24"/>
-          <w:lang w:eastAsia="en-CA"/>
-          <w14:ligatures w14:val="none"/>
-        </w:rPr>
-      </w:pPr>
-      <w:hyperlink r:id="rId13" w:tgtFrame="_self" w:history="1">
-        <w:r>
-          <w:rPr>
-            <w:rFonts w:ascii="Arial" w:eastAsia="Times New Roman" w:hAnsi="Arial" w:cs="Arial"/>
-            <w:color w:val="0000FF"/>
-            <w:kern w:val="0"/>
-            <w:sz w:val="24"/>
-            <w:szCs w:val="24"/>
-            <w:u w:val="single"/>
-            <w:bdr w:val="single" w:sz="2" w:space="0" w:color="E6E6E6" w:frame="1"/>
-            <w:lang w:eastAsia="en-CA"/>
-            <w14:ligatures w14:val="none"/>
-          </w:rPr>
-          <w:t>Download Transcript</w:t>
-        </w:r>
-      </w:hyperlink>
     </w:p>
     <w:p>
       <w:pPr>
@@ -1689,6 +808,7 @@
           <w:lang w:eastAsia="en-CA"/>
           <w14:ligatures w14:val="none"/>
         </w:rPr>
+        <w:lastRenderedPageBreak/>
         <w:drawing>
           <wp:inline distT="0" distB="0" distL="0" distR="0" wp14:anchorId="4B720E90" wp14:editId="71A58FFD">
             <wp:extent cx="10363200" cy="6858000"/>
@@ -1707,7 +827,7 @@
                     </pic:cNvPicPr>
                   </pic:nvPicPr>
                   <pic:blipFill>
-                    <a:blip r:embed="rId14">
+                    <a:blip r:embed="rId5">
                       <a:extLst>
                         <a:ext uri="{28A0092B-C50C-407E-A947-70E740481C1C}">
                           <a14:useLocalDpi xmlns:a14="http://schemas.microsoft.com/office/drawing/2010/main" val="0"/>
@@ -1741,31 +861,6 @@
     </w:p>
     <w:p>
       <w:pPr>
-        <w:shd w:val="clear" w:color="auto" w:fill="FFFFFF"/>
-        <w:spacing w:after="0" w:line="240" w:lineRule="auto"/>
-        <w:rPr>
-          <w:rFonts w:ascii="Times New Roman" w:eastAsia="Times New Roman" w:hAnsi="Times New Roman" w:cs="Times New Roman"/>
-          <w:kern w:val="0"/>
-          <w:sz w:val="24"/>
-          <w:szCs w:val="24"/>
-          <w:lang w:eastAsia="en-CA"/>
-          <w14:ligatures w14:val="none"/>
-        </w:rPr>
-      </w:pPr>
-      <w:r>
-        <w:rPr>
-          <w:rFonts w:ascii="Times New Roman" w:eastAsia="Times New Roman" w:hAnsi="Times New Roman" w:cs="Times New Roman"/>
-          <w:kern w:val="0"/>
-          <w:sz w:val="24"/>
-          <w:szCs w:val="24"/>
-          <w:lang w:eastAsia="en-CA"/>
-          <w14:ligatures w14:val="none"/>
-        </w:rPr>
-        <w:t>Mark step incomplete</w:t>
-      </w:r>
-    </w:p>
-    <w:p>
-      <w:pPr>
         <w:pBdr>
           <w:top w:val="single" w:sz="2" w:space="0" w:color="E6E6E6"/>
           <w:left w:val="single" w:sz="2" w:space="0" w:color="E6E6E6"/>
@@ -1801,153 +896,6 @@
         </w:rPr>
         <w:t>3. Add a Player Input component</w:t>
       </w:r>
-    </w:p>
-    <w:p>
-      <w:pPr>
-        <w:shd w:val="clear" w:color="auto" w:fill="FFFFFF"/>
-        <w:spacing w:after="0" w:line="240" w:lineRule="auto"/>
-        <w:rPr>
-          <w:rFonts w:ascii="Times New Roman" w:eastAsia="Times New Roman" w:hAnsi="Times New Roman" w:cs="Times New Roman"/>
-          <w:kern w:val="0"/>
-          <w:sz w:val="24"/>
-          <w:szCs w:val="24"/>
-          <w:lang w:eastAsia="en-CA"/>
-          <w14:ligatures w14:val="none"/>
-        </w:rPr>
-      </w:pPr>
-      <w:r>
-        <w:rPr>
-          <w:rFonts w:ascii="Arial" w:eastAsia="Times New Roman" w:hAnsi="Arial" w:cs="Arial"/>
-          <w:b/>
-          <w:bCs/>
-          <w:spacing w:val="13"/>
-          <w:kern w:val="0"/>
-          <w:sz w:val="21"/>
-          <w:szCs w:val="21"/>
-          <w:bdr w:val="single" w:sz="2" w:space="0" w:color="E6E6E6" w:frame="1"/>
-          <w:lang w:eastAsia="en-CA"/>
-          <w14:ligatures w14:val="none"/>
-        </w:rPr>
-        <w:t>Q&amp;A (0)</w:t>
-      </w:r>
-    </w:p>
-    <w:p>
-      <w:pPr>
-        <w:pBdr>
-          <w:top w:val="single" w:sz="2" w:space="0" w:color="E6E6E6"/>
-          <w:left w:val="single" w:sz="2" w:space="0" w:color="E6E6E6"/>
-          <w:bottom w:val="single" w:sz="2" w:space="0" w:color="E6E6E6"/>
-          <w:right w:val="single" w:sz="2" w:space="0" w:color="E6E6E6"/>
-        </w:pBdr>
-        <w:shd w:val="clear" w:color="auto" w:fill="FFFFFF"/>
-        <w:spacing w:before="100" w:beforeAutospacing="1" w:after="100" w:afterAutospacing="1" w:line="360" w:lineRule="atLeast"/>
-        <w:rPr>
-          <w:rFonts w:ascii="Arial" w:eastAsia="Times New Roman" w:hAnsi="Arial" w:cs="Arial"/>
-          <w:kern w:val="0"/>
-          <w:sz w:val="24"/>
-          <w:szCs w:val="24"/>
-          <w:lang w:eastAsia="en-CA"/>
-          <w14:ligatures w14:val="none"/>
-        </w:rPr>
-      </w:pPr>
-      <w:r>
-        <w:rPr>
-          <w:rFonts w:ascii="Arial" w:eastAsia="Times New Roman" w:hAnsi="Arial" w:cs="Arial"/>
-          <w:kern w:val="0"/>
-          <w:sz w:val="24"/>
-          <w:szCs w:val="24"/>
-          <w:lang w:eastAsia="en-CA"/>
-          <w14:ligatures w14:val="none"/>
-        </w:rPr>
-        <w:t>Follow the video or text instructions below to add the </w:t>
-      </w:r>
-      <w:r>
-        <w:rPr>
-          <w:rFonts w:ascii="Arial" w:eastAsia="Times New Roman" w:hAnsi="Arial" w:cs="Arial"/>
-          <w:b/>
-          <w:bCs/>
-          <w:kern w:val="0"/>
-          <w:sz w:val="24"/>
-          <w:szCs w:val="24"/>
-          <w:bdr w:val="single" w:sz="2" w:space="0" w:color="E6E6E6" w:frame="1"/>
-          <w:lang w:eastAsia="en-CA"/>
-          <w14:ligatures w14:val="none"/>
-        </w:rPr>
-        <w:t>Player Input</w:t>
-      </w:r>
-      <w:r>
-        <w:rPr>
-          <w:rFonts w:ascii="Arial" w:eastAsia="Times New Roman" w:hAnsi="Arial" w:cs="Arial"/>
-          <w:kern w:val="0"/>
-          <w:sz w:val="24"/>
-          <w:szCs w:val="24"/>
-          <w:lang w:eastAsia="en-CA"/>
-          <w14:ligatures w14:val="none"/>
-        </w:rPr>
-        <w:t> component:</w:t>
-      </w:r>
-    </w:p>
-    <w:p>
-      <w:pPr>
-        <w:shd w:val="clear" w:color="auto" w:fill="FFFFFF"/>
-        <w:spacing w:after="0" w:line="240" w:lineRule="auto"/>
-        <w:rPr>
-          <w:rFonts w:ascii="Times New Roman" w:eastAsia="Times New Roman" w:hAnsi="Times New Roman" w:cs="Times New Roman"/>
-          <w:kern w:val="0"/>
-          <w:sz w:val="24"/>
-          <w:szCs w:val="24"/>
-          <w:lang w:eastAsia="en-CA"/>
-          <w14:ligatures w14:val="none"/>
-        </w:rPr>
-      </w:pPr>
-      <w:r>
-        <w:rPr>
-          <w:rFonts w:ascii="Times New Roman" w:eastAsia="Times New Roman" w:hAnsi="Times New Roman" w:cs="Times New Roman"/>
-          <w:kern w:val="0"/>
-          <w:sz w:val="24"/>
-          <w:szCs w:val="24"/>
-          <w:bdr w:val="none" w:sz="0" w:space="0" w:color="auto" w:frame="1"/>
-          <w:lang w:eastAsia="en-CA"/>
-          <w14:ligatures w14:val="none"/>
-        </w:rPr>
-        <w:t>Play Video</w:t>
-      </w:r>
-    </w:p>
-    <w:p>
-      <w:pPr>
-        <w:pBdr>
-          <w:top w:val="single" w:sz="2" w:space="0" w:color="E6E6E6"/>
-          <w:left w:val="single" w:sz="2" w:space="0" w:color="E6E6E6"/>
-          <w:bottom w:val="single" w:sz="2" w:space="0" w:color="E6E6E6"/>
-          <w:right w:val="single" w:sz="2" w:space="0" w:color="E6E6E6"/>
-        </w:pBdr>
-        <w:shd w:val="clear" w:color="auto" w:fill="FFFFFF"/>
-        <w:spacing w:before="100" w:beforeAutospacing="1" w:after="100" w:afterAutospacing="1" w:line="360" w:lineRule="atLeast"/>
-        <w:rPr>
-          <w:rFonts w:ascii="Arial" w:eastAsia="Times New Roman" w:hAnsi="Arial" w:cs="Arial"/>
-          <w:kern w:val="0"/>
-          <w:sz w:val="24"/>
-          <w:szCs w:val="24"/>
-          <w:lang w:eastAsia="en-CA"/>
-          <w14:ligatures w14:val="none"/>
-        </w:rPr>
-      </w:pPr>
-      <w:hyperlink r:id="rId15" w:tgtFrame="_self" w:history="1">
-        <w:r>
-          <w:rPr>
-            <w:rFonts w:ascii="Arial" w:eastAsia="Times New Roman" w:hAnsi="Arial" w:cs="Arial"/>
-            <w:color w:val="0000FF"/>
-            <w:kern w:val="0"/>
-            <w:sz w:val="24"/>
-            <w:szCs w:val="24"/>
-            <w:u w:val="single"/>
-            <w:bdr w:val="single" w:sz="2" w:space="0" w:color="E6E6E6" w:frame="1"/>
-            <w:lang w:eastAsia="en-CA"/>
-            <w14:ligatures w14:val="none"/>
-          </w:rPr>
-          <w:t>Download Transcript</w:t>
-        </w:r>
-      </w:hyperlink>
     </w:p>
     <w:p>
       <w:pPr>
@@ -2181,31 +1129,6 @@
     </w:p>
     <w:p>
       <w:pPr>
-        <w:shd w:val="clear" w:color="auto" w:fill="FFFFFF"/>
-        <w:spacing w:after="0" w:line="240" w:lineRule="auto"/>
-        <w:rPr>
-          <w:rFonts w:ascii="Times New Roman" w:eastAsia="Times New Roman" w:hAnsi="Times New Roman" w:cs="Times New Roman"/>
-          <w:kern w:val="0"/>
-          <w:sz w:val="24"/>
-          <w:szCs w:val="24"/>
-          <w:lang w:eastAsia="en-CA"/>
-          <w14:ligatures w14:val="none"/>
-        </w:rPr>
-      </w:pPr>
-      <w:r>
-        <w:rPr>
-          <w:rFonts w:ascii="Times New Roman" w:eastAsia="Times New Roman" w:hAnsi="Times New Roman" w:cs="Times New Roman"/>
-          <w:kern w:val="0"/>
-          <w:sz w:val="24"/>
-          <w:szCs w:val="24"/>
-          <w:lang w:eastAsia="en-CA"/>
-          <w14:ligatures w14:val="none"/>
-        </w:rPr>
-        <w:t>Mark step incomplete</w:t>
-      </w:r>
-    </w:p>
-    <w:p>
-      <w:pPr>
         <w:pBdr>
           <w:top w:val="single" w:sz="2" w:space="0" w:color="E6E6E6"/>
           <w:left w:val="single" w:sz="2" w:space="0" w:color="E6E6E6"/>
@@ -2239,36 +1162,8 @@
           <w:lang w:eastAsia="en-CA"/>
           <w14:ligatures w14:val="none"/>
         </w:rPr>
+        <w:lastRenderedPageBreak/>
         <w:t>4. Create a new script</w:t>
-      </w:r>
-    </w:p>
-    <w:p>
-      <w:pPr>
-        <w:shd w:val="clear" w:color="auto" w:fill="FFFFFF"/>
-        <w:spacing w:after="0" w:line="240" w:lineRule="auto"/>
-        <w:rPr>
-          <w:rFonts w:ascii="Times New Roman" w:eastAsia="Times New Roman" w:hAnsi="Times New Roman" w:cs="Times New Roman"/>
-          <w:kern w:val="0"/>
-          <w:sz w:val="24"/>
-          <w:szCs w:val="24"/>
-          <w:lang w:eastAsia="en-CA"/>
-          <w14:ligatures w14:val="none"/>
-        </w:rPr>
-      </w:pPr>
-      <w:r>
-        <w:rPr>
-          <w:rFonts w:ascii="Arial" w:eastAsia="Times New Roman" w:hAnsi="Arial" w:cs="Arial"/>
-          <w:b/>
-          <w:bCs/>
-          <w:spacing w:val="13"/>
-          <w:kern w:val="0"/>
-          <w:sz w:val="21"/>
-          <w:szCs w:val="21"/>
-          <w:bdr w:val="single" w:sz="2" w:space="0" w:color="E6E6E6" w:frame="1"/>
-          <w:lang w:eastAsia="en-CA"/>
-          <w14:ligatures w14:val="none"/>
-        </w:rPr>
-        <w:t>Q&amp;A (0)</w:t>
       </w:r>
     </w:p>
     <w:p>
@@ -2328,68 +1223,6 @@
         </w:rPr>
         <w:t> script and open it in a script editor:</w:t>
       </w:r>
-    </w:p>
-    <w:p>
-      <w:pPr>
-        <w:shd w:val="clear" w:color="auto" w:fill="FFFFFF"/>
-        <w:spacing w:after="0" w:line="240" w:lineRule="auto"/>
-        <w:rPr>
-          <w:rFonts w:ascii="Times New Roman" w:eastAsia="Times New Roman" w:hAnsi="Times New Roman" w:cs="Times New Roman"/>
-          <w:kern w:val="0"/>
-          <w:sz w:val="24"/>
-          <w:szCs w:val="24"/>
-          <w:lang w:eastAsia="en-CA"/>
-          <w14:ligatures w14:val="none"/>
-        </w:rPr>
-      </w:pPr>
-      <w:r>
-        <w:rPr>
-          <w:rFonts w:ascii="Times New Roman" w:eastAsia="Times New Roman" w:hAnsi="Times New Roman" w:cs="Times New Roman"/>
-          <w:kern w:val="0"/>
-          <w:sz w:val="24"/>
-          <w:szCs w:val="24"/>
-          <w:bdr w:val="none" w:sz="0" w:space="0" w:color="auto" w:frame="1"/>
-          <w:lang w:eastAsia="en-CA"/>
-          <w14:ligatures w14:val="none"/>
-        </w:rPr>
-        <w:t>Play Video</w:t>
-      </w:r>
-    </w:p>
-    <w:p>
-      <w:pPr>
-        <w:pBdr>
-          <w:top w:val="single" w:sz="2" w:space="0" w:color="E6E6E6"/>
-          <w:left w:val="single" w:sz="2" w:space="0" w:color="E6E6E6"/>
-          <w:bottom w:val="single" w:sz="2" w:space="0" w:color="E6E6E6"/>
-          <w:right w:val="single" w:sz="2" w:space="0" w:color="E6E6E6"/>
-        </w:pBdr>
-        <w:shd w:val="clear" w:color="auto" w:fill="FFFFFF"/>
-        <w:spacing w:before="100" w:beforeAutospacing="1" w:after="100" w:afterAutospacing="1" w:line="360" w:lineRule="atLeast"/>
-        <w:rPr>
-          <w:rFonts w:ascii="Arial" w:eastAsia="Times New Roman" w:hAnsi="Arial" w:cs="Arial"/>
-          <w:kern w:val="0"/>
-          <w:sz w:val="24"/>
-          <w:szCs w:val="24"/>
-          <w:lang w:eastAsia="en-CA"/>
-          <w14:ligatures w14:val="none"/>
-        </w:rPr>
-      </w:pPr>
-      <w:hyperlink r:id="rId16" w:tgtFrame="_self" w:history="1">
-        <w:r>
-          <w:rPr>
-            <w:rFonts w:ascii="Arial" w:eastAsia="Times New Roman" w:hAnsi="Arial" w:cs="Arial"/>
-            <w:color w:val="0000FF"/>
-            <w:kern w:val="0"/>
-            <w:sz w:val="24"/>
-            <w:szCs w:val="24"/>
-            <w:u w:val="single"/>
-            <w:bdr w:val="single" w:sz="2" w:space="0" w:color="E6E6E6" w:frame="1"/>
-            <w:lang w:eastAsia="en-CA"/>
-            <w14:ligatures w14:val="none"/>
-          </w:rPr>
-          <w:t>Download Transcript</w:t>
-        </w:r>
-      </w:hyperlink>
     </w:p>
     <w:p>
       <w:pPr>
@@ -2904,6 +1737,7 @@
           <w:lang w:eastAsia="en-CA"/>
           <w14:ligatures w14:val="none"/>
         </w:rPr>
+        <w:lastRenderedPageBreak/>
         <w:drawing>
           <wp:inline distT="0" distB="0" distL="0" distR="0" wp14:anchorId="7791C967" wp14:editId="2EE87539">
             <wp:extent cx="25869900" cy="7867650"/>
@@ -2922,7 +1756,7 @@
                     </pic:cNvPicPr>
                   </pic:nvPicPr>
                   <pic:blipFill>
-                    <a:blip r:embed="rId17">
+                    <a:blip r:embed="rId6">
                       <a:extLst>
                         <a:ext uri="{28A0092B-C50C-407E-A947-70E740481C1C}">
                           <a14:useLocalDpi xmlns:a14="http://schemas.microsoft.com/office/drawing/2010/main" val="0"/>
@@ -2956,31 +1790,6 @@
     </w:p>
     <w:p>
       <w:pPr>
-        <w:shd w:val="clear" w:color="auto" w:fill="FFFFFF"/>
-        <w:spacing w:after="0" w:line="240" w:lineRule="auto"/>
-        <w:rPr>
-          <w:rFonts w:ascii="Times New Roman" w:eastAsia="Times New Roman" w:hAnsi="Times New Roman" w:cs="Times New Roman"/>
-          <w:kern w:val="0"/>
-          <w:sz w:val="24"/>
-          <w:szCs w:val="24"/>
-          <w:lang w:eastAsia="en-CA"/>
-          <w14:ligatures w14:val="none"/>
-        </w:rPr>
-      </w:pPr>
-      <w:r>
-        <w:rPr>
-          <w:rFonts w:ascii="Times New Roman" w:eastAsia="Times New Roman" w:hAnsi="Times New Roman" w:cs="Times New Roman"/>
-          <w:kern w:val="0"/>
-          <w:sz w:val="24"/>
-          <w:szCs w:val="24"/>
-          <w:lang w:eastAsia="en-CA"/>
-          <w14:ligatures w14:val="none"/>
-        </w:rPr>
-        <w:t>Mark step incomplete</w:t>
-      </w:r>
-    </w:p>
-    <w:p>
-      <w:pPr>
         <w:pBdr>
           <w:top w:val="single" w:sz="2" w:space="0" w:color="E6E6E6"/>
           <w:left w:val="single" w:sz="2" w:space="0" w:color="E6E6E6"/>
@@ -3014,6 +1823,7 @@
           <w:lang w:eastAsia="en-CA"/>
           <w14:ligatures w14:val="none"/>
         </w:rPr>
+        <w:lastRenderedPageBreak/>
         <w:t xml:space="preserve">5. Write the </w:t>
       </w:r>
       <w:proofErr w:type="spellStart"/>
@@ -3046,176 +1856,6 @@
         </w:rPr>
         <w:t xml:space="preserve"> function declaration</w:t>
       </w:r>
-    </w:p>
-    <w:p>
-      <w:pPr>
-        <w:shd w:val="clear" w:color="auto" w:fill="FFFFFF"/>
-        <w:spacing w:after="0" w:line="240" w:lineRule="auto"/>
-        <w:rPr>
-          <w:rFonts w:ascii="Times New Roman" w:eastAsia="Times New Roman" w:hAnsi="Times New Roman" w:cs="Times New Roman"/>
-          <w:kern w:val="0"/>
-          <w:sz w:val="24"/>
-          <w:szCs w:val="24"/>
-          <w:lang w:eastAsia="en-CA"/>
-          <w14:ligatures w14:val="none"/>
-        </w:rPr>
-      </w:pPr>
-      <w:r>
-        <w:rPr>
-          <w:rFonts w:ascii="Arial" w:eastAsia="Times New Roman" w:hAnsi="Arial" w:cs="Arial"/>
-          <w:b/>
-          <w:bCs/>
-          <w:spacing w:val="13"/>
-          <w:kern w:val="0"/>
-          <w:sz w:val="21"/>
-          <w:szCs w:val="21"/>
-          <w:bdr w:val="single" w:sz="2" w:space="0" w:color="E6E6E6" w:frame="1"/>
-          <w:lang w:eastAsia="en-CA"/>
-          <w14:ligatures w14:val="none"/>
-        </w:rPr>
-        <w:t>Q&amp;A (0)</w:t>
-      </w:r>
-    </w:p>
-    <w:p>
-      <w:pPr>
-        <w:pBdr>
-          <w:top w:val="single" w:sz="2" w:space="0" w:color="E6E6E6"/>
-          <w:left w:val="single" w:sz="2" w:space="0" w:color="E6E6E6"/>
-          <w:bottom w:val="single" w:sz="2" w:space="0" w:color="E6E6E6"/>
-          <w:right w:val="single" w:sz="2" w:space="0" w:color="E6E6E6"/>
-        </w:pBdr>
-        <w:shd w:val="clear" w:color="auto" w:fill="FFFFFF"/>
-        <w:spacing w:before="100" w:beforeAutospacing="1" w:after="100" w:afterAutospacing="1" w:line="360" w:lineRule="atLeast"/>
-        <w:rPr>
-          <w:rFonts w:ascii="Arial" w:eastAsia="Times New Roman" w:hAnsi="Arial" w:cs="Arial"/>
-          <w:kern w:val="0"/>
-          <w:sz w:val="24"/>
-          <w:szCs w:val="24"/>
-          <w:lang w:eastAsia="en-CA"/>
-          <w14:ligatures w14:val="none"/>
-        </w:rPr>
-      </w:pPr>
-      <w:r>
-        <w:rPr>
-          <w:rFonts w:ascii="Arial" w:eastAsia="Times New Roman" w:hAnsi="Arial" w:cs="Arial"/>
-          <w:kern w:val="0"/>
-          <w:sz w:val="24"/>
-          <w:szCs w:val="24"/>
-          <w:lang w:eastAsia="en-CA"/>
-          <w14:ligatures w14:val="none"/>
-        </w:rPr>
-        <w:t xml:space="preserve">Follow the video or text instructions below to delete the Update function, add the </w:t>
-      </w:r>
-      <w:proofErr w:type="spellStart"/>
-      <w:r>
-        <w:rPr>
-          <w:rFonts w:ascii="Arial" w:eastAsia="Times New Roman" w:hAnsi="Arial" w:cs="Arial"/>
-          <w:kern w:val="0"/>
-          <w:sz w:val="24"/>
-          <w:szCs w:val="24"/>
-          <w:lang w:eastAsia="en-CA"/>
-          <w14:ligatures w14:val="none"/>
-        </w:rPr>
-        <w:t>InputSystem</w:t>
-      </w:r>
-      <w:proofErr w:type="spellEnd"/>
-      <w:r>
-        <w:rPr>
-          <w:rFonts w:ascii="Arial" w:eastAsia="Times New Roman" w:hAnsi="Arial" w:cs="Arial"/>
-          <w:kern w:val="0"/>
-          <w:sz w:val="24"/>
-          <w:szCs w:val="24"/>
-          <w:lang w:eastAsia="en-CA"/>
-          <w14:ligatures w14:val="none"/>
-        </w:rPr>
-        <w:t xml:space="preserve"> namespace, and add the </w:t>
-      </w:r>
-      <w:proofErr w:type="spellStart"/>
-      <w:r>
-        <w:rPr>
-          <w:rFonts w:ascii="Arial" w:eastAsia="Times New Roman" w:hAnsi="Arial" w:cs="Arial"/>
-          <w:kern w:val="0"/>
-          <w:sz w:val="24"/>
-          <w:szCs w:val="24"/>
-          <w:lang w:eastAsia="en-CA"/>
-          <w14:ligatures w14:val="none"/>
-        </w:rPr>
-        <w:t>OnMove</w:t>
-      </w:r>
-      <w:proofErr w:type="spellEnd"/>
-      <w:r>
-        <w:rPr>
-          <w:rFonts w:ascii="Arial" w:eastAsia="Times New Roman" w:hAnsi="Arial" w:cs="Arial"/>
-          <w:kern w:val="0"/>
-          <w:sz w:val="24"/>
-          <w:szCs w:val="24"/>
-          <w:lang w:eastAsia="en-CA"/>
-          <w14:ligatures w14:val="none"/>
-        </w:rPr>
-        <w:t xml:space="preserve"> function:</w:t>
-      </w:r>
-    </w:p>
-    <w:p>
-      <w:pPr>
-        <w:shd w:val="clear" w:color="auto" w:fill="FFFFFF"/>
-        <w:spacing w:after="0" w:line="240" w:lineRule="auto"/>
-        <w:rPr>
-          <w:rFonts w:ascii="Times New Roman" w:eastAsia="Times New Roman" w:hAnsi="Times New Roman" w:cs="Times New Roman"/>
-          <w:kern w:val="0"/>
-          <w:sz w:val="24"/>
-          <w:szCs w:val="24"/>
-          <w:lang w:eastAsia="en-CA"/>
-          <w14:ligatures w14:val="none"/>
-        </w:rPr>
-      </w:pPr>
-      <w:r>
-        <w:rPr>
-          <w:rFonts w:ascii="Times New Roman" w:eastAsia="Times New Roman" w:hAnsi="Times New Roman" w:cs="Times New Roman"/>
-          <w:kern w:val="0"/>
-          <w:sz w:val="24"/>
-          <w:szCs w:val="24"/>
-          <w:bdr w:val="none" w:sz="0" w:space="0" w:color="auto" w:frame="1"/>
-          <w:lang w:eastAsia="en-CA"/>
-          <w14:ligatures w14:val="none"/>
-        </w:rPr>
-        <w:t>Play Video</w:t>
-      </w:r>
-    </w:p>
-    <w:p>
-      <w:pPr>
-        <w:pBdr>
-          <w:top w:val="single" w:sz="2" w:space="0" w:color="E6E6E6"/>
-          <w:left w:val="single" w:sz="2" w:space="0" w:color="E6E6E6"/>
-          <w:bottom w:val="single" w:sz="2" w:space="0" w:color="E6E6E6"/>
-          <w:right w:val="single" w:sz="2" w:space="0" w:color="E6E6E6"/>
-        </w:pBdr>
-        <w:shd w:val="clear" w:color="auto" w:fill="FFFFFF"/>
-        <w:spacing w:before="100" w:beforeAutospacing="1" w:after="100" w:afterAutospacing="1" w:line="360" w:lineRule="atLeast"/>
-        <w:rPr>
-          <w:rFonts w:ascii="Arial" w:eastAsia="Times New Roman" w:hAnsi="Arial" w:cs="Arial"/>
-          <w:kern w:val="0"/>
-          <w:sz w:val="24"/>
-          <w:szCs w:val="24"/>
-          <w:lang w:eastAsia="en-CA"/>
-          <w14:ligatures w14:val="none"/>
-        </w:rPr>
-      </w:pPr>
-      <w:hyperlink r:id="rId18" w:tgtFrame="_self" w:history="1">
-        <w:r>
-          <w:rPr>
-            <w:rFonts w:ascii="Arial" w:eastAsia="Times New Roman" w:hAnsi="Arial" w:cs="Arial"/>
-            <w:color w:val="0000FF"/>
-            <w:kern w:val="0"/>
-            <w:sz w:val="24"/>
-            <w:szCs w:val="24"/>
-            <w:u w:val="single"/>
-            <w:bdr w:val="single" w:sz="2" w:space="0" w:color="E6E6E6" w:frame="1"/>
-            <w:lang w:eastAsia="en-CA"/>
-            <w14:ligatures w14:val="none"/>
-          </w:rPr>
-          <w:t>Download Transcript</w:t>
-        </w:r>
-      </w:hyperlink>
     </w:p>
     <w:p>
       <w:pPr>
@@ -4079,31 +2719,6 @@
     </w:p>
     <w:p>
       <w:pPr>
-        <w:shd w:val="clear" w:color="auto" w:fill="FFFFFF"/>
-        <w:spacing w:after="0" w:line="240" w:lineRule="auto"/>
-        <w:rPr>
-          <w:rFonts w:ascii="Times New Roman" w:eastAsia="Times New Roman" w:hAnsi="Times New Roman" w:cs="Times New Roman"/>
-          <w:kern w:val="0"/>
-          <w:sz w:val="24"/>
-          <w:szCs w:val="24"/>
-          <w:lang w:eastAsia="en-CA"/>
-          <w14:ligatures w14:val="none"/>
-        </w:rPr>
-      </w:pPr>
-      <w:r>
-        <w:rPr>
-          <w:rFonts w:ascii="Times New Roman" w:eastAsia="Times New Roman" w:hAnsi="Times New Roman" w:cs="Times New Roman"/>
-          <w:kern w:val="0"/>
-          <w:sz w:val="24"/>
-          <w:szCs w:val="24"/>
-          <w:lang w:eastAsia="en-CA"/>
-          <w14:ligatures w14:val="none"/>
-        </w:rPr>
-        <w:t>Mark step incomplete</w:t>
-      </w:r>
-    </w:p>
-    <w:p>
-      <w:pPr>
         <w:pBdr>
           <w:top w:val="single" w:sz="2" w:space="0" w:color="E6E6E6"/>
           <w:left w:val="single" w:sz="2" w:space="0" w:color="E6E6E6"/>
@@ -4139,176 +2754,6 @@
         </w:rPr>
         <w:t>6. Apply input data to the Player</w:t>
       </w:r>
-    </w:p>
-    <w:p>
-      <w:pPr>
-        <w:shd w:val="clear" w:color="auto" w:fill="FFFFFF"/>
-        <w:spacing w:after="0" w:line="240" w:lineRule="auto"/>
-        <w:rPr>
-          <w:rFonts w:ascii="Times New Roman" w:eastAsia="Times New Roman" w:hAnsi="Times New Roman" w:cs="Times New Roman"/>
-          <w:kern w:val="0"/>
-          <w:sz w:val="24"/>
-          <w:szCs w:val="24"/>
-          <w:lang w:eastAsia="en-CA"/>
-          <w14:ligatures w14:val="none"/>
-        </w:rPr>
-      </w:pPr>
-      <w:r>
-        <w:rPr>
-          <w:rFonts w:ascii="Arial" w:eastAsia="Times New Roman" w:hAnsi="Arial" w:cs="Arial"/>
-          <w:b/>
-          <w:bCs/>
-          <w:spacing w:val="13"/>
-          <w:kern w:val="0"/>
-          <w:sz w:val="21"/>
-          <w:szCs w:val="21"/>
-          <w:bdr w:val="single" w:sz="2" w:space="0" w:color="E6E6E6" w:frame="1"/>
-          <w:lang w:eastAsia="en-CA"/>
-          <w14:ligatures w14:val="none"/>
-        </w:rPr>
-        <w:t>Q&amp;A (0)</w:t>
-      </w:r>
-    </w:p>
-    <w:p>
-      <w:pPr>
-        <w:pBdr>
-          <w:top w:val="single" w:sz="2" w:space="0" w:color="E6E6E6"/>
-          <w:left w:val="single" w:sz="2" w:space="0" w:color="E6E6E6"/>
-          <w:bottom w:val="single" w:sz="2" w:space="0" w:color="E6E6E6"/>
-          <w:right w:val="single" w:sz="2" w:space="0" w:color="E6E6E6"/>
-        </w:pBdr>
-        <w:shd w:val="clear" w:color="auto" w:fill="FFFFFF"/>
-        <w:spacing w:before="100" w:beforeAutospacing="1" w:after="100" w:afterAutospacing="1" w:line="360" w:lineRule="atLeast"/>
-        <w:rPr>
-          <w:rFonts w:ascii="Arial" w:eastAsia="Times New Roman" w:hAnsi="Arial" w:cs="Arial"/>
-          <w:kern w:val="0"/>
-          <w:sz w:val="24"/>
-          <w:szCs w:val="24"/>
-          <w:lang w:eastAsia="en-CA"/>
-          <w14:ligatures w14:val="none"/>
-        </w:rPr>
-      </w:pPr>
-      <w:r>
-        <w:rPr>
-          <w:rFonts w:ascii="Arial" w:eastAsia="Times New Roman" w:hAnsi="Arial" w:cs="Arial"/>
-          <w:kern w:val="0"/>
-          <w:sz w:val="24"/>
-          <w:szCs w:val="24"/>
-          <w:lang w:eastAsia="en-CA"/>
-          <w14:ligatures w14:val="none"/>
-        </w:rPr>
-        <w:t xml:space="preserve">Follow the video or text instructions below to set the movement vector, assign a new </w:t>
-      </w:r>
-      <w:proofErr w:type="spellStart"/>
-      <w:r>
-        <w:rPr>
-          <w:rFonts w:ascii="Arial" w:eastAsia="Times New Roman" w:hAnsi="Arial" w:cs="Arial"/>
-          <w:kern w:val="0"/>
-          <w:sz w:val="24"/>
-          <w:szCs w:val="24"/>
-          <w:lang w:eastAsia="en-CA"/>
-          <w14:ligatures w14:val="none"/>
-        </w:rPr>
-        <w:t>Rigidbody</w:t>
-      </w:r>
-      <w:proofErr w:type="spellEnd"/>
-      <w:r>
-        <w:rPr>
-          <w:rFonts w:ascii="Arial" w:eastAsia="Times New Roman" w:hAnsi="Arial" w:cs="Arial"/>
-          <w:kern w:val="0"/>
-          <w:sz w:val="24"/>
-          <w:szCs w:val="24"/>
-          <w:lang w:eastAsia="en-CA"/>
-          <w14:ligatures w14:val="none"/>
-        </w:rPr>
-        <w:t xml:space="preserve"> variable, and add a </w:t>
-      </w:r>
-      <w:proofErr w:type="spellStart"/>
-      <w:r>
-        <w:rPr>
-          <w:rFonts w:ascii="Arial" w:eastAsia="Times New Roman" w:hAnsi="Arial" w:cs="Arial"/>
-          <w:kern w:val="0"/>
-          <w:sz w:val="24"/>
-          <w:szCs w:val="24"/>
-          <w:lang w:eastAsia="en-CA"/>
-          <w14:ligatures w14:val="none"/>
-        </w:rPr>
-        <w:t>FixedUpdate</w:t>
-      </w:r>
-      <w:proofErr w:type="spellEnd"/>
-      <w:r>
-        <w:rPr>
-          <w:rFonts w:ascii="Arial" w:eastAsia="Times New Roman" w:hAnsi="Arial" w:cs="Arial"/>
-          <w:kern w:val="0"/>
-          <w:sz w:val="24"/>
-          <w:szCs w:val="24"/>
-          <w:lang w:eastAsia="en-CA"/>
-          <w14:ligatures w14:val="none"/>
-        </w:rPr>
-        <w:t xml:space="preserve"> function:</w:t>
-      </w:r>
-    </w:p>
-    <w:p>
-      <w:pPr>
-        <w:shd w:val="clear" w:color="auto" w:fill="FFFFFF"/>
-        <w:spacing w:after="0" w:line="240" w:lineRule="auto"/>
-        <w:rPr>
-          <w:rFonts w:ascii="Times New Roman" w:eastAsia="Times New Roman" w:hAnsi="Times New Roman" w:cs="Times New Roman"/>
-          <w:kern w:val="0"/>
-          <w:sz w:val="24"/>
-          <w:szCs w:val="24"/>
-          <w:lang w:eastAsia="en-CA"/>
-          <w14:ligatures w14:val="none"/>
-        </w:rPr>
-      </w:pPr>
-      <w:r>
-        <w:rPr>
-          <w:rFonts w:ascii="Times New Roman" w:eastAsia="Times New Roman" w:hAnsi="Times New Roman" w:cs="Times New Roman"/>
-          <w:kern w:val="0"/>
-          <w:sz w:val="24"/>
-          <w:szCs w:val="24"/>
-          <w:bdr w:val="none" w:sz="0" w:space="0" w:color="auto" w:frame="1"/>
-          <w:lang w:eastAsia="en-CA"/>
-          <w14:ligatures w14:val="none"/>
-        </w:rPr>
-        <w:t>Play Video</w:t>
-      </w:r>
-    </w:p>
-    <w:p>
-      <w:pPr>
-        <w:pBdr>
-          <w:top w:val="single" w:sz="2" w:space="0" w:color="E6E6E6"/>
-          <w:left w:val="single" w:sz="2" w:space="0" w:color="E6E6E6"/>
-          <w:bottom w:val="single" w:sz="2" w:space="0" w:color="E6E6E6"/>
-          <w:right w:val="single" w:sz="2" w:space="0" w:color="E6E6E6"/>
-        </w:pBdr>
-        <w:shd w:val="clear" w:color="auto" w:fill="FFFFFF"/>
-        <w:spacing w:before="100" w:beforeAutospacing="1" w:after="100" w:afterAutospacing="1" w:line="360" w:lineRule="atLeast"/>
-        <w:rPr>
-          <w:rFonts w:ascii="Arial" w:eastAsia="Times New Roman" w:hAnsi="Arial" w:cs="Arial"/>
-          <w:kern w:val="0"/>
-          <w:sz w:val="24"/>
-          <w:szCs w:val="24"/>
-          <w:lang w:eastAsia="en-CA"/>
-          <w14:ligatures w14:val="none"/>
-        </w:rPr>
-      </w:pPr>
-      <w:hyperlink r:id="rId19" w:tgtFrame="_self" w:history="1">
-        <w:r>
-          <w:rPr>
-            <w:rFonts w:ascii="Arial" w:eastAsia="Times New Roman" w:hAnsi="Arial" w:cs="Arial"/>
-            <w:color w:val="0000FF"/>
-            <w:kern w:val="0"/>
-            <w:sz w:val="24"/>
-            <w:szCs w:val="24"/>
-            <w:u w:val="single"/>
-            <w:bdr w:val="single" w:sz="2" w:space="0" w:color="E6E6E6" w:frame="1"/>
-            <w:lang w:eastAsia="en-CA"/>
-            <w14:ligatures w14:val="none"/>
-          </w:rPr>
-          <w:t>Download Transcript</w:t>
-        </w:r>
-      </w:hyperlink>
     </w:p>
     <w:p>
       <w:pPr>
@@ -4718,6 +3163,7 @@
           <w:lang w:eastAsia="en-CA"/>
           <w14:ligatures w14:val="none"/>
         </w:rPr>
+        <w:lastRenderedPageBreak/>
         <w:t>Above the </w:t>
       </w:r>
       <w:r>
@@ -5602,31 +4048,6 @@
     </w:p>
     <w:p>
       <w:pPr>
-        <w:shd w:val="clear" w:color="auto" w:fill="FFFFFF"/>
-        <w:spacing w:after="0" w:line="240" w:lineRule="auto"/>
-        <w:rPr>
-          <w:rFonts w:ascii="Times New Roman" w:eastAsia="Times New Roman" w:hAnsi="Times New Roman" w:cs="Times New Roman"/>
-          <w:kern w:val="0"/>
-          <w:sz w:val="24"/>
-          <w:szCs w:val="24"/>
-          <w:lang w:eastAsia="en-CA"/>
-          <w14:ligatures w14:val="none"/>
-        </w:rPr>
-      </w:pPr>
-      <w:r>
-        <w:rPr>
-          <w:rFonts w:ascii="Times New Roman" w:eastAsia="Times New Roman" w:hAnsi="Times New Roman" w:cs="Times New Roman"/>
-          <w:kern w:val="0"/>
-          <w:sz w:val="24"/>
-          <w:szCs w:val="24"/>
-          <w:lang w:eastAsia="en-CA"/>
-          <w14:ligatures w14:val="none"/>
-        </w:rPr>
-        <w:t>Mark step incomplete</w:t>
-      </w:r>
-    </w:p>
-    <w:p>
-      <w:pPr>
         <w:pBdr>
           <w:top w:val="single" w:sz="2" w:space="0" w:color="E6E6E6"/>
           <w:left w:val="single" w:sz="2" w:space="0" w:color="E6E6E6"/>
@@ -5662,155 +4083,6 @@
         </w:rPr>
         <w:t>7. Apply force to the Player</w:t>
       </w:r>
-    </w:p>
-    <w:p>
-      <w:pPr>
-        <w:shd w:val="clear" w:color="auto" w:fill="FFFFFF"/>
-        <w:spacing w:after="0" w:line="240" w:lineRule="auto"/>
-        <w:rPr>
-          <w:rFonts w:ascii="Times New Roman" w:eastAsia="Times New Roman" w:hAnsi="Times New Roman" w:cs="Times New Roman"/>
-          <w:kern w:val="0"/>
-          <w:sz w:val="24"/>
-          <w:szCs w:val="24"/>
-          <w:lang w:eastAsia="en-CA"/>
-          <w14:ligatures w14:val="none"/>
-        </w:rPr>
-      </w:pPr>
-      <w:r>
-        <w:rPr>
-          <w:rFonts w:ascii="Arial" w:eastAsia="Times New Roman" w:hAnsi="Arial" w:cs="Arial"/>
-          <w:b/>
-          <w:bCs/>
-          <w:spacing w:val="13"/>
-          <w:kern w:val="0"/>
-          <w:sz w:val="21"/>
-          <w:szCs w:val="21"/>
-          <w:bdr w:val="single" w:sz="2" w:space="0" w:color="E6E6E6" w:frame="1"/>
-          <w:lang w:eastAsia="en-CA"/>
-          <w14:ligatures w14:val="none"/>
-        </w:rPr>
-        <w:t>Q&amp;A (0)</w:t>
-      </w:r>
-    </w:p>
-    <w:p>
-      <w:pPr>
-        <w:pBdr>
-          <w:top w:val="single" w:sz="2" w:space="0" w:color="E6E6E6"/>
-          <w:left w:val="single" w:sz="2" w:space="0" w:color="E6E6E6"/>
-          <w:bottom w:val="single" w:sz="2" w:space="0" w:color="E6E6E6"/>
-          <w:right w:val="single" w:sz="2" w:space="0" w:color="E6E6E6"/>
-        </w:pBdr>
-        <w:shd w:val="clear" w:color="auto" w:fill="FFFFFF"/>
-        <w:spacing w:before="100" w:beforeAutospacing="1" w:after="100" w:afterAutospacing="1" w:line="360" w:lineRule="atLeast"/>
-        <w:rPr>
-          <w:rFonts w:ascii="Arial" w:eastAsia="Times New Roman" w:hAnsi="Arial" w:cs="Arial"/>
-          <w:kern w:val="0"/>
-          <w:sz w:val="24"/>
-          <w:szCs w:val="24"/>
-          <w:lang w:eastAsia="en-CA"/>
-          <w14:ligatures w14:val="none"/>
-        </w:rPr>
-      </w:pPr>
-      <w:r>
-        <w:rPr>
-          <w:rFonts w:ascii="Arial" w:eastAsia="Times New Roman" w:hAnsi="Arial" w:cs="Arial"/>
-          <w:kern w:val="0"/>
-          <w:sz w:val="24"/>
-          <w:szCs w:val="24"/>
-          <w:lang w:eastAsia="en-CA"/>
-          <w14:ligatures w14:val="none"/>
-        </w:rPr>
-        <w:t>Follow the video or text instructions below to add force to the player, add x and y movement variables, assign those variables, finalize the </w:t>
-      </w:r>
-      <w:proofErr w:type="spellStart"/>
-      <w:r>
-        <w:rPr>
-          <w:rFonts w:ascii="Arial" w:eastAsia="Times New Roman" w:hAnsi="Arial" w:cs="Arial"/>
-          <w:b/>
-          <w:bCs/>
-          <w:kern w:val="0"/>
-          <w:sz w:val="24"/>
-          <w:szCs w:val="24"/>
-          <w:bdr w:val="single" w:sz="2" w:space="0" w:color="E6E6E6" w:frame="1"/>
-          <w:lang w:eastAsia="en-CA"/>
-          <w14:ligatures w14:val="none"/>
-        </w:rPr>
-        <w:t>AddForce</w:t>
-      </w:r>
-      <w:proofErr w:type="spellEnd"/>
-      <w:r>
-        <w:rPr>
-          <w:rFonts w:ascii="Arial" w:eastAsia="Times New Roman" w:hAnsi="Arial" w:cs="Arial"/>
-          <w:kern w:val="0"/>
-          <w:sz w:val="24"/>
-          <w:szCs w:val="24"/>
-          <w:lang w:eastAsia="en-CA"/>
-          <w14:ligatures w14:val="none"/>
-        </w:rPr>
-        <w:t> call, and test your game.</w:t>
-      </w:r>
-    </w:p>
-    <w:p>
-      <w:pPr>
-        <w:shd w:val="clear" w:color="auto" w:fill="FFFFFF"/>
-        <w:spacing w:after="0" w:line="240" w:lineRule="auto"/>
-        <w:rPr>
-          <w:rFonts w:ascii="Times New Roman" w:eastAsia="Times New Roman" w:hAnsi="Times New Roman" w:cs="Times New Roman"/>
-          <w:kern w:val="0"/>
-          <w:sz w:val="24"/>
-          <w:szCs w:val="24"/>
-          <w:lang w:eastAsia="en-CA"/>
-          <w14:ligatures w14:val="none"/>
-        </w:rPr>
-      </w:pPr>
-      <w:r>
-        <w:rPr>
-          <w:rFonts w:ascii="Times New Roman" w:eastAsia="Times New Roman" w:hAnsi="Times New Roman" w:cs="Times New Roman"/>
-          <w:kern w:val="0"/>
-          <w:sz w:val="24"/>
-          <w:szCs w:val="24"/>
-          <w:bdr w:val="none" w:sz="0" w:space="0" w:color="auto" w:frame="1"/>
-          <w:lang w:eastAsia="en-CA"/>
-          <w14:ligatures w14:val="none"/>
-        </w:rPr>
-        <w:t>Play Video</w:t>
-      </w:r>
-    </w:p>
-    <w:p>
-      <w:pPr>
-        <w:pBdr>
-          <w:top w:val="single" w:sz="2" w:space="0" w:color="E6E6E6"/>
-          <w:left w:val="single" w:sz="2" w:space="0" w:color="E6E6E6"/>
-          <w:bottom w:val="single" w:sz="2" w:space="0" w:color="E6E6E6"/>
-          <w:right w:val="single" w:sz="2" w:space="0" w:color="E6E6E6"/>
-        </w:pBdr>
-        <w:shd w:val="clear" w:color="auto" w:fill="FFFFFF"/>
-        <w:spacing w:before="100" w:beforeAutospacing="1" w:after="100" w:afterAutospacing="1" w:line="360" w:lineRule="atLeast"/>
-        <w:rPr>
-          <w:rFonts w:ascii="Arial" w:eastAsia="Times New Roman" w:hAnsi="Arial" w:cs="Arial"/>
-          <w:kern w:val="0"/>
-          <w:sz w:val="24"/>
-          <w:szCs w:val="24"/>
-          <w:lang w:eastAsia="en-CA"/>
-          <w14:ligatures w14:val="none"/>
-        </w:rPr>
-      </w:pPr>
-      <w:hyperlink r:id="rId20" w:tgtFrame="_self" w:history="1">
-        <w:r>
-          <w:rPr>
-            <w:rFonts w:ascii="Arial" w:eastAsia="Times New Roman" w:hAnsi="Arial" w:cs="Arial"/>
-            <w:color w:val="0000FF"/>
-            <w:kern w:val="0"/>
-            <w:sz w:val="24"/>
-            <w:szCs w:val="24"/>
-            <w:u w:val="single"/>
-            <w:bdr w:val="single" w:sz="2" w:space="0" w:color="E6E6E6" w:frame="1"/>
-            <w:lang w:eastAsia="en-CA"/>
-            <w14:ligatures w14:val="none"/>
-          </w:rPr>
-          <w:t>Download Transcript</w:t>
-        </w:r>
-      </w:hyperlink>
     </w:p>
     <w:p>
       <w:pPr>
@@ -6277,6 +4549,7 @@
           <w:lang w:eastAsia="en-CA"/>
           <w14:ligatures w14:val="none"/>
         </w:rPr>
+        <w:lastRenderedPageBreak/>
         <w:t>private</w:t>
       </w:r>
       <w:r>
@@ -7530,57 +5803,6 @@
     </w:p>
     <w:p>
       <w:pPr>
-        <w:shd w:val="clear" w:color="auto" w:fill="FFFFFF"/>
-        <w:spacing w:after="0" w:line="240" w:lineRule="auto"/>
-        <w:rPr>
-          <w:rFonts w:ascii="Times New Roman" w:eastAsia="Times New Roman" w:hAnsi="Times New Roman" w:cs="Times New Roman"/>
-          <w:kern w:val="0"/>
-          <w:sz w:val="24"/>
-          <w:szCs w:val="24"/>
-          <w:lang w:eastAsia="en-CA"/>
-          <w14:ligatures w14:val="none"/>
-        </w:rPr>
-      </w:pPr>
-      <w:r>
-        <w:rPr>
-          <w:rFonts w:ascii="Times New Roman" w:eastAsia="Times New Roman" w:hAnsi="Times New Roman" w:cs="Times New Roman"/>
-          <w:kern w:val="0"/>
-          <w:sz w:val="24"/>
-          <w:szCs w:val="24"/>
-          <w:bdr w:val="none" w:sz="0" w:space="0" w:color="auto" w:frame="1"/>
-          <w:lang w:eastAsia="en-CA"/>
-          <w14:ligatures w14:val="none"/>
-        </w:rPr>
-        <w:t>Play Video</w:t>
-      </w:r>
-    </w:p>
-    <w:p>
-      <w:pPr>
-        <w:shd w:val="clear" w:color="auto" w:fill="FFFFFF"/>
-        <w:spacing w:after="0" w:line="240" w:lineRule="auto"/>
-        <w:rPr>
-          <w:rFonts w:ascii="Times New Roman" w:eastAsia="Times New Roman" w:hAnsi="Times New Roman" w:cs="Times New Roman"/>
-          <w:kern w:val="0"/>
-          <w:sz w:val="24"/>
-          <w:szCs w:val="24"/>
-          <w:lang w:eastAsia="en-CA"/>
-          <w14:ligatures w14:val="none"/>
-        </w:rPr>
-      </w:pPr>
-      <w:r>
-        <w:rPr>
-          <w:rFonts w:ascii="Times New Roman" w:eastAsia="Times New Roman" w:hAnsi="Times New Roman" w:cs="Times New Roman"/>
-          <w:kern w:val="0"/>
-          <w:sz w:val="24"/>
-          <w:szCs w:val="24"/>
-          <w:lang w:eastAsia="en-CA"/>
-          <w14:ligatures w14:val="none"/>
-        </w:rPr>
-        <w:t>Mark step incomplete</w:t>
-      </w:r>
-    </w:p>
-    <w:p>
-      <w:pPr>
         <w:pBdr>
           <w:top w:val="single" w:sz="2" w:space="0" w:color="E6E6E6"/>
           <w:left w:val="single" w:sz="2" w:space="0" w:color="E6E6E6"/>
@@ -7616,153 +5838,6 @@
         </w:rPr>
         <w:t>8. Fix the Player movement speed</w:t>
       </w:r>
-    </w:p>
-    <w:p>
-      <w:pPr>
-        <w:shd w:val="clear" w:color="auto" w:fill="FFFFFF"/>
-        <w:spacing w:after="0" w:line="240" w:lineRule="auto"/>
-        <w:rPr>
-          <w:rFonts w:ascii="Times New Roman" w:eastAsia="Times New Roman" w:hAnsi="Times New Roman" w:cs="Times New Roman"/>
-          <w:kern w:val="0"/>
-          <w:sz w:val="24"/>
-          <w:szCs w:val="24"/>
-          <w:lang w:eastAsia="en-CA"/>
-          <w14:ligatures w14:val="none"/>
-        </w:rPr>
-      </w:pPr>
-      <w:r>
-        <w:rPr>
-          <w:rFonts w:ascii="Arial" w:eastAsia="Times New Roman" w:hAnsi="Arial" w:cs="Arial"/>
-          <w:b/>
-          <w:bCs/>
-          <w:spacing w:val="13"/>
-          <w:kern w:val="0"/>
-          <w:sz w:val="21"/>
-          <w:szCs w:val="21"/>
-          <w:bdr w:val="single" w:sz="2" w:space="0" w:color="E6E6E6" w:frame="1"/>
-          <w:lang w:eastAsia="en-CA"/>
-          <w14:ligatures w14:val="none"/>
-        </w:rPr>
-        <w:t>Q&amp;A (0)</w:t>
-      </w:r>
-    </w:p>
-    <w:p>
-      <w:pPr>
-        <w:pBdr>
-          <w:top w:val="single" w:sz="2" w:space="0" w:color="E6E6E6"/>
-          <w:left w:val="single" w:sz="2" w:space="0" w:color="E6E6E6"/>
-          <w:bottom w:val="single" w:sz="2" w:space="0" w:color="E6E6E6"/>
-          <w:right w:val="single" w:sz="2" w:space="0" w:color="E6E6E6"/>
-        </w:pBdr>
-        <w:shd w:val="clear" w:color="auto" w:fill="FFFFFF"/>
-        <w:spacing w:before="100" w:beforeAutospacing="1" w:after="100" w:afterAutospacing="1" w:line="360" w:lineRule="atLeast"/>
-        <w:rPr>
-          <w:rFonts w:ascii="Arial" w:eastAsia="Times New Roman" w:hAnsi="Arial" w:cs="Arial"/>
-          <w:kern w:val="0"/>
-          <w:sz w:val="24"/>
-          <w:szCs w:val="24"/>
-          <w:lang w:eastAsia="en-CA"/>
-          <w14:ligatures w14:val="none"/>
-        </w:rPr>
-      </w:pPr>
-      <w:r>
-        <w:rPr>
-          <w:rFonts w:ascii="Arial" w:eastAsia="Times New Roman" w:hAnsi="Arial" w:cs="Arial"/>
-          <w:kern w:val="0"/>
-          <w:sz w:val="24"/>
-          <w:szCs w:val="24"/>
-          <w:lang w:eastAsia="en-CA"/>
-          <w14:ligatures w14:val="none"/>
-        </w:rPr>
-        <w:t>Follow the video or text instructions below to declare a new speed variable, multiply the force by speed, increase the speed in the </w:t>
-      </w:r>
-      <w:r>
-        <w:rPr>
-          <w:rFonts w:ascii="Arial" w:eastAsia="Times New Roman" w:hAnsi="Arial" w:cs="Arial"/>
-          <w:b/>
-          <w:bCs/>
-          <w:kern w:val="0"/>
-          <w:sz w:val="24"/>
-          <w:szCs w:val="24"/>
-          <w:bdr w:val="single" w:sz="2" w:space="0" w:color="E6E6E6" w:frame="1"/>
-          <w:lang w:eastAsia="en-CA"/>
-          <w14:ligatures w14:val="none"/>
-        </w:rPr>
-        <w:t>Inspector </w:t>
-      </w:r>
-      <w:r>
-        <w:rPr>
-          <w:rFonts w:ascii="Arial" w:eastAsia="Times New Roman" w:hAnsi="Arial" w:cs="Arial"/>
-          <w:kern w:val="0"/>
-          <w:sz w:val="24"/>
-          <w:szCs w:val="24"/>
-          <w:lang w:eastAsia="en-CA"/>
-          <w14:ligatures w14:val="none"/>
-        </w:rPr>
-        <w:t>window, and test the game:</w:t>
-      </w:r>
-    </w:p>
-    <w:p>
-      <w:pPr>
-        <w:shd w:val="clear" w:color="auto" w:fill="FFFFFF"/>
-        <w:spacing w:after="0" w:line="240" w:lineRule="auto"/>
-        <w:rPr>
-          <w:rFonts w:ascii="Times New Roman" w:eastAsia="Times New Roman" w:hAnsi="Times New Roman" w:cs="Times New Roman"/>
-          <w:kern w:val="0"/>
-          <w:sz w:val="24"/>
-          <w:szCs w:val="24"/>
-          <w:lang w:eastAsia="en-CA"/>
-          <w14:ligatures w14:val="none"/>
-        </w:rPr>
-      </w:pPr>
-      <w:r>
-        <w:rPr>
-          <w:rFonts w:ascii="Times New Roman" w:eastAsia="Times New Roman" w:hAnsi="Times New Roman" w:cs="Times New Roman"/>
-          <w:kern w:val="0"/>
-          <w:sz w:val="24"/>
-          <w:szCs w:val="24"/>
-          <w:bdr w:val="none" w:sz="0" w:space="0" w:color="auto" w:frame="1"/>
-          <w:lang w:eastAsia="en-CA"/>
-          <w14:ligatures w14:val="none"/>
-        </w:rPr>
-        <w:t>Play Video</w:t>
-      </w:r>
-    </w:p>
-    <w:p>
-      <w:pPr>
-        <w:pBdr>
-          <w:top w:val="single" w:sz="2" w:space="0" w:color="E6E6E6"/>
-          <w:left w:val="single" w:sz="2" w:space="0" w:color="E6E6E6"/>
-          <w:bottom w:val="single" w:sz="2" w:space="0" w:color="E6E6E6"/>
-          <w:right w:val="single" w:sz="2" w:space="0" w:color="E6E6E6"/>
-        </w:pBdr>
-        <w:shd w:val="clear" w:color="auto" w:fill="FFFFFF"/>
-        <w:spacing w:before="100" w:beforeAutospacing="1" w:after="100" w:afterAutospacing="1" w:line="360" w:lineRule="atLeast"/>
-        <w:rPr>
-          <w:rFonts w:ascii="Arial" w:eastAsia="Times New Roman" w:hAnsi="Arial" w:cs="Arial"/>
-          <w:kern w:val="0"/>
-          <w:sz w:val="24"/>
-          <w:szCs w:val="24"/>
-          <w:lang w:eastAsia="en-CA"/>
-          <w14:ligatures w14:val="none"/>
-        </w:rPr>
-      </w:pPr>
-      <w:hyperlink r:id="rId21" w:tgtFrame="_self" w:history="1">
-        <w:r>
-          <w:rPr>
-            <w:rFonts w:ascii="Arial" w:eastAsia="Times New Roman" w:hAnsi="Arial" w:cs="Arial"/>
-            <w:color w:val="0000FF"/>
-            <w:kern w:val="0"/>
-            <w:sz w:val="24"/>
-            <w:szCs w:val="24"/>
-            <w:u w:val="single"/>
-            <w:bdr w:val="single" w:sz="2" w:space="0" w:color="E6E6E6" w:frame="1"/>
-            <w:lang w:eastAsia="en-CA"/>
-            <w14:ligatures w14:val="none"/>
-          </w:rPr>
-          <w:t>Download Transcript</w:t>
-        </w:r>
-      </w:hyperlink>
     </w:p>
     <w:p>
       <w:pPr>
@@ -8024,6 +6099,7 @@
           <w:lang w:eastAsia="en-CA"/>
           <w14:ligatures w14:val="none"/>
         </w:rPr>
+        <w:lastRenderedPageBreak/>
         <w:t>2. Multiply the force by speed.</w:t>
       </w:r>
     </w:p>
@@ -8500,7 +6576,7 @@
                     </pic:cNvPicPr>
                   </pic:nvPicPr>
                   <pic:blipFill>
-                    <a:blip r:embed="rId22">
+                    <a:blip r:embed="rId7">
                       <a:extLst>
                         <a:ext uri="{28A0092B-C50C-407E-A947-70E740481C1C}">
                           <a14:useLocalDpi xmlns:a14="http://schemas.microsoft.com/office/drawing/2010/main" val="0"/>
@@ -8678,88 +6754,6 @@
     </w:p>
     <w:p>
       <w:pPr>
-        <w:shd w:val="clear" w:color="auto" w:fill="FFFFFF"/>
-        <w:spacing w:after="0" w:line="240" w:lineRule="auto"/>
-        <w:rPr>
-          <w:rFonts w:ascii="Times New Roman" w:eastAsia="Times New Roman" w:hAnsi="Times New Roman" w:cs="Times New Roman"/>
-          <w:kern w:val="0"/>
-          <w:sz w:val="24"/>
-          <w:szCs w:val="24"/>
-          <w:lang w:eastAsia="en-CA"/>
-          <w14:ligatures w14:val="none"/>
-        </w:rPr>
-      </w:pPr>
-      <w:r>
-        <w:rPr>
-          <w:rFonts w:ascii="Times New Roman" w:eastAsia="Times New Roman" w:hAnsi="Times New Roman" w:cs="Times New Roman"/>
-          <w:kern w:val="0"/>
-          <w:sz w:val="24"/>
-          <w:szCs w:val="24"/>
-          <w:bdr w:val="none" w:sz="0" w:space="0" w:color="auto" w:frame="1"/>
-          <w:lang w:eastAsia="en-CA"/>
-          <w14:ligatures w14:val="none"/>
-        </w:rPr>
-        <w:t>Play Video</w:t>
-      </w:r>
-    </w:p>
-    <w:p>
-      <w:pPr>
-        <w:shd w:val="clear" w:color="auto" w:fill="FFFFFF"/>
-        <w:spacing w:after="0" w:line="240" w:lineRule="auto"/>
-        <w:rPr>
-          <w:rFonts w:ascii="Times New Roman" w:eastAsia="Times New Roman" w:hAnsi="Times New Roman" w:cs="Times New Roman"/>
-          <w:kern w:val="0"/>
-          <w:sz w:val="24"/>
-          <w:szCs w:val="24"/>
-          <w:lang w:eastAsia="en-CA"/>
-          <w14:ligatures w14:val="none"/>
-        </w:rPr>
-      </w:pPr>
-      <w:r>
-        <w:rPr>
-          <w:rFonts w:ascii="Times New Roman" w:eastAsia="Times New Roman" w:hAnsi="Times New Roman" w:cs="Times New Roman"/>
-          <w:kern w:val="0"/>
-          <w:sz w:val="24"/>
-          <w:szCs w:val="24"/>
-          <w:lang w:eastAsia="en-CA"/>
-          <w14:ligatures w14:val="none"/>
-        </w:rPr>
-        <w:t>Mark step incomplete</w:t>
-      </w:r>
-    </w:p>
-    <w:p>
-      <w:pPr>
-        <w:shd w:val="clear" w:color="auto" w:fill="FFFFFF"/>
-        <w:spacing w:after="0" w:line="240" w:lineRule="auto"/>
-        <w:rPr>
-          <w:rFonts w:ascii="Times New Roman" w:eastAsia="Times New Roman" w:hAnsi="Times New Roman" w:cs="Times New Roman"/>
-          <w:kern w:val="0"/>
-          <w:sz w:val="24"/>
-          <w:szCs w:val="24"/>
-          <w:lang w:eastAsia="en-CA"/>
-          <w14:ligatures w14:val="none"/>
-        </w:rPr>
-      </w:pPr>
-      <w:r>
-        <w:rPr>
-          <w:rFonts w:ascii="Arial" w:eastAsia="Times New Roman" w:hAnsi="Arial" w:cs="Arial"/>
-          <w:b/>
-          <w:bCs/>
-          <w:caps/>
-          <w:color w:val="4C4C4C"/>
-          <w:spacing w:val="38"/>
-          <w:kern w:val="0"/>
-          <w:sz w:val="21"/>
-          <w:szCs w:val="21"/>
-          <w:bdr w:val="single" w:sz="2" w:space="0" w:color="E6E6E6" w:frame="1"/>
-          <w:lang w:eastAsia="en-CA"/>
-          <w14:ligatures w14:val="none"/>
-        </w:rPr>
-        <w:t>Optional step</w:t>
-      </w:r>
-    </w:p>
-    <w:p>
-      <w:pPr>
         <w:pBdr>
           <w:top w:val="single" w:sz="2" w:space="0" w:color="E6E6E6"/>
           <w:left w:val="single" w:sz="2" w:space="0" w:color="E6E6E6"/>
@@ -8794,35 +6788,6 @@
           <w14:ligatures w14:val="none"/>
         </w:rPr>
         <w:t>9. Final script sample</w:t>
-      </w:r>
-    </w:p>
-    <w:p>
-      <w:pPr>
-        <w:shd w:val="clear" w:color="auto" w:fill="FFFFFF"/>
-        <w:spacing w:after="0" w:line="240" w:lineRule="auto"/>
-        <w:rPr>
-          <w:rFonts w:ascii="Times New Roman" w:eastAsia="Times New Roman" w:hAnsi="Times New Roman" w:cs="Times New Roman"/>
-          <w:kern w:val="0"/>
-          <w:sz w:val="24"/>
-          <w:szCs w:val="24"/>
-          <w:lang w:eastAsia="en-CA"/>
-          <w14:ligatures w14:val="none"/>
-        </w:rPr>
-      </w:pPr>
-      <w:r>
-        <w:rPr>
-          <w:rFonts w:ascii="Arial" w:eastAsia="Times New Roman" w:hAnsi="Arial" w:cs="Arial"/>
-          <w:b/>
-          <w:bCs/>
-          <w:spacing w:val="13"/>
-          <w:kern w:val="0"/>
-          <w:sz w:val="21"/>
-          <w:szCs w:val="21"/>
-          <w:bdr w:val="single" w:sz="2" w:space="0" w:color="E6E6E6" w:frame="1"/>
-          <w:lang w:eastAsia="en-CA"/>
-          <w14:ligatures w14:val="none"/>
-        </w:rPr>
-        <w:t>Q&amp;A (0)</w:t>
       </w:r>
     </w:p>
     <w:p>
@@ -9332,6 +7297,7 @@
           <w:lang w:eastAsia="en-CA"/>
           <w14:ligatures w14:val="none"/>
         </w:rPr>
+        <w:lastRenderedPageBreak/>
         <w:t>using</w:t>
       </w:r>
       <w:r>
@@ -12394,6 +10360,7 @@
           <w:lang w:eastAsia="en-CA"/>
           <w14:ligatures w14:val="none"/>
         </w:rPr>
+        <w:lastRenderedPageBreak/>
         <w:t xml:space="preserve">    </w:t>
       </w:r>
       <w:r>
@@ -13463,31 +11430,6 @@
         <w:t>}</w:t>
       </w:r>
     </w:p>
-    <w:p>
-      <w:pPr>
-        <w:shd w:val="clear" w:color="auto" w:fill="FFFFFF"/>
-        <w:spacing w:after="0" w:line="240" w:lineRule="auto"/>
-        <w:rPr>
-          <w:rFonts w:ascii="Times New Roman" w:eastAsia="Times New Roman" w:hAnsi="Times New Roman" w:cs="Times New Roman"/>
-          <w:kern w:val="0"/>
-          <w:sz w:val="24"/>
-          <w:szCs w:val="24"/>
-          <w:lang w:eastAsia="en-CA"/>
-          <w14:ligatures w14:val="none"/>
-        </w:rPr>
-      </w:pPr>
-      <w:r>
-        <w:rPr>
-          <w:rFonts w:ascii="Times New Roman" w:eastAsia="Times New Roman" w:hAnsi="Times New Roman" w:cs="Times New Roman"/>
-          <w:kern w:val="0"/>
-          <w:sz w:val="24"/>
-          <w:szCs w:val="24"/>
-          <w:lang w:eastAsia="en-CA"/>
-          <w14:ligatures w14:val="none"/>
-        </w:rPr>
-        <w:t>Mark step complete</w:t>
-      </w:r>
-    </w:p>
     <w:p/>
     <w:sectPr>
       <w:pgSz w:w="12240" w:h="15840"/>
@@ -13500,7 +11442,7 @@
 </file>
 
 <file path=word/numbering.xml><?xml version="1.0" encoding="utf-8"?>
-<w:numbering xmlns:wpc="http://schemas.microsoft.com/office/word/2010/wordprocessingCanvas" xmlns:cx="http://schemas.microsoft.com/office/drawing/2014/chartex" xmlns:cx1="http://schemas.microsoft.com/office/drawing/2015/9/8/chartex" xmlns:cx2="http://schemas.microsoft.com/office/drawing/2015/10/21/chartex" xmlns:cx3="http://schemas.microsoft.com/office/drawing/2016/5/9/chartex" xmlns:cx4="http://schemas.microsoft.com/office/drawing/2016/5/10/chartex" xmlns:cx5="http://schemas.microsoft.com/office/drawing/2016/5/11/chartex" xmlns:cx6="http://schemas.microsoft.com/office/drawing/2016/5/12/chartex" xmlns:cx7="http://schemas.microsoft.com/office/drawing/2016/5/13/chartex" xmlns:cx8="http://schemas.microsoft.com/office/drawing/2016/5/14/chartex" xmlns:mc="http://schemas.openxmlformats.org/markup-compatibility/2006" xmlns:aink="http://schemas.microsoft.com/office/drawing/2016/ink" xmlns:am3d="http://schemas.microsoft.com/office/drawing/2017/model3d" xmlns:o="urn:schemas-microsoft-com:office:office" xmlns:oel="http://schemas.microsoft.com/office/2019/extlst" xmlns:r="http://schemas.openxmlformats.org/officeDocument/2006/relationships" xmlns:m="http://schemas.openxmlformats.org/officeDocument/2006/math" xmlns:v="urn:schemas-microsoft-com:vml" xmlns:wp14="http://schemas.microsoft.com/office/word/2010/wordprocessingDrawing" xmlns:wp="http://schemas.openxmlformats.org/drawingml/2006/wordprocessingDrawing" xmlns:w10="urn:schemas-microsoft-com:office:word" xmlns:w="http://schemas.openxmlformats.org/wordprocessingml/2006/main" xmlns:w14="http://schemas.microsoft.com/office/word/2010/wordml" xmlns:w15="http://schemas.microsoft.com/office/word/2012/wordml" xmlns:w16cei="http://schemas.microsoft.com/office/word/2026/wordml/cei" xmlns:w16cex="http://schemas.microsoft.com/office/word/2018/wordml/cex" xmlns:w16cid="http://schemas.microsoft.com/office/word/2016/wordml/cid" xmlns:w16="http://schemas.microsoft.com/office/word/2018/wordml" xmlns:w16du="http://schemas.microsoft.com/office/word/2023/wordml/word16du" xmlns:w16sdtdh="http://schemas.microsoft.com/office/word/2020/wordml/sdtdatahash" xmlns:w16sdtfl="http://schemas.microsoft.com/office/word/2024/wordml/sdtformatlock" xmlns:w16se="http://schemas.microsoft.com/office/word/2015/wordml/symex" xmlns:wpg="http://schemas.microsoft.com/office/word/2010/wordprocessingGroup" xmlns:wpi="http://schemas.microsoft.com/office/word/2010/wordprocessingInk" xmlns:wne="http://schemas.microsoft.com/office/word/2006/wordml" xmlns:wps="http://schemas.microsoft.com/office/word/2010/wordprocessingShape" mc:Ignorable="w14 w15 w16se w16cid w16 w16cex w16sdtdh w16sdtfl w16du wp14">
+<w:numbering xmlns:wpc="http://schemas.microsoft.com/office/word/2010/wordprocessingCanvas" xmlns:cx="http://schemas.microsoft.com/office/drawing/2014/chartex" xmlns:cx1="http://schemas.microsoft.com/office/drawing/2015/9/8/chartex" xmlns:cx2="http://schemas.microsoft.com/office/drawing/2015/10/21/chartex" xmlns:cx3="http://schemas.microsoft.com/office/drawing/2016/5/9/chartex" xmlns:cx4="http://schemas.microsoft.com/office/drawing/2016/5/10/chartex" xmlns:cx5="http://schemas.microsoft.com/office/drawing/2016/5/11/chartex" xmlns:cx6="http://schemas.microsoft.com/office/drawing/2016/5/12/chartex" xmlns:cx7="http://schemas.microsoft.com/office/drawing/2016/5/13/chartex" xmlns:cx8="http://schemas.microsoft.com/office/drawing/2016/5/14/chartex" xmlns:mc="http://schemas.openxmlformats.org/markup-compatibility/2006" xmlns:aink="http://schemas.microsoft.com/office/drawing/2016/ink" xmlns:am3d="http://schemas.microsoft.com/office/drawing/2017/model3d" xmlns:o="urn:schemas-microsoft-com:office:office" xmlns:oel="http://schemas.microsoft.com/office/2019/extlst" xmlns:r="http://schemas.openxmlformats.org/officeDocument/2006/relationships" xmlns:m="http://schemas.openxmlformats.org/officeDocument/2006/math" xmlns:v="urn:schemas-microsoft-com:vml" xmlns:wp14="http://schemas.microsoft.com/office/word/2010/wordprocessingDrawing" xmlns:wp="http://schemas.openxmlformats.org/drawingml/2006/wordprocessingDrawing" xmlns:w10="urn:schemas-microsoft-com:office:word" xmlns:w="http://schemas.openxmlformats.org/wordprocessingml/2006/main" xmlns:w14="http://schemas.microsoft.com/office/word/2010/wordml" xmlns:w15="http://schemas.microsoft.com/office/word/2012/wordml" xmlns:w16cex="http://schemas.microsoft.com/office/word/2018/wordml/cex" xmlns:w16cid="http://schemas.microsoft.com/office/word/2016/wordml/cid" xmlns:w16="http://schemas.microsoft.com/office/word/2018/wordml" xmlns:w16du="http://schemas.microsoft.com/office/word/2023/wordml/word16du" xmlns:w16sdtdh="http://schemas.microsoft.com/office/word/2020/wordml/sdtdatahash" xmlns:w16sdtfl="http://schemas.microsoft.com/office/word/2024/wordml/sdtformatlock" xmlns:w16se="http://schemas.microsoft.com/office/word/2015/wordml/symex" xmlns:wpg="http://schemas.microsoft.com/office/word/2010/wordprocessingGroup" xmlns:wpi="http://schemas.microsoft.com/office/word/2010/wordprocessingInk" xmlns:wne="http://schemas.microsoft.com/office/word/2006/wordml" xmlns:wps="http://schemas.microsoft.com/office/word/2010/wordprocessingShape" mc:Ignorable="w14 w15 w16se w16cid w16 w16cex w16sdtdh w16sdtfl w16du wp14">
   <w:abstractNum w:abstractNumId="0" w15:restartNumberingAfterBreak="0">
     <w:nsid w:val="0BC9436A"/>
     <w:multiLevelType w:val="multilevel"/>
